--- a/lab1/report.docx
+++ b/lab1/report.docx
@@ -4,155 +4,294 @@
   <w:body>
     <w:p>
       <w:pPr>
+        <w:widowControl/>
+        <w:spacing w:line="240" w:lineRule="auto" w:after="0"/>
+        <w:ind w:firstLine="0"/>
         <w:jc w:val="center"/>
       </w:pPr>
       <w:r>
+        <w:rPr>
+          <w:rFonts w:ascii="Times New Roman" w:hAnsi="Times New Roman"/>
+          <w:sz w:val="28"/>
+        </w:rPr>
         <w:t>Министерство науки и высшего образования Российской Федерации</w:t>
       </w:r>
     </w:p>
     <w:p>
       <w:pPr>
+        <w:widowControl/>
+        <w:spacing w:line="240" w:lineRule="auto" w:after="0"/>
+        <w:ind w:firstLine="0"/>
         <w:jc w:val="center"/>
       </w:pPr>
       <w:r>
+        <w:rPr>
+          <w:rFonts w:ascii="Times New Roman" w:hAnsi="Times New Roman"/>
+          <w:sz w:val="28"/>
+        </w:rPr>
         <w:t>Пермский национальный исследовательский политехнический университет</w:t>
       </w:r>
     </w:p>
     <w:p>
       <w:pPr>
+        <w:widowControl/>
+        <w:spacing w:line="240" w:lineRule="auto" w:after="200"/>
+        <w:ind w:firstLine="0"/>
         <w:jc w:val="center"/>
       </w:pPr>
     </w:p>
     <w:p>
       <w:pPr>
+        <w:widowControl/>
+        <w:spacing w:line="240" w:lineRule="auto" w:after="200"/>
+        <w:ind w:firstLine="0"/>
         <w:jc w:val="center"/>
       </w:pPr>
     </w:p>
     <w:p>
       <w:pPr>
+        <w:widowControl/>
+        <w:spacing w:line="240" w:lineRule="auto" w:after="200"/>
+        <w:ind w:firstLine="0"/>
         <w:jc w:val="center"/>
       </w:pPr>
     </w:p>
     <w:p>
       <w:pPr>
+        <w:widowControl/>
+        <w:spacing w:line="240" w:lineRule="auto" w:after="200"/>
+        <w:ind w:firstLine="0"/>
         <w:jc w:val="center"/>
       </w:pPr>
     </w:p>
     <w:p>
       <w:pPr>
+        <w:widowControl/>
+        <w:spacing w:line="240" w:lineRule="auto" w:after="200"/>
+        <w:ind w:firstLine="0"/>
         <w:jc w:val="center"/>
       </w:pPr>
       <w:r>
+        <w:rPr>
+          <w:rFonts w:ascii="Times New Roman" w:hAnsi="Times New Roman"/>
+          <w:b/>
+          <w:sz w:val="28"/>
+        </w:rPr>
         <w:t>Отчёт по лабораторной работе №1</w:t>
       </w:r>
     </w:p>
     <w:p>
       <w:pPr>
+        <w:widowControl/>
+        <w:spacing w:line="240" w:lineRule="auto" w:after="200"/>
+        <w:ind w:firstLine="0"/>
         <w:jc w:val="center"/>
       </w:pPr>
       <w:r>
+        <w:rPr>
+          <w:rFonts w:ascii="Times New Roman" w:hAnsi="Times New Roman"/>
+          <w:sz w:val="28"/>
+        </w:rPr>
         <w:t>«Знакомство с Си++. Выполнение программы простой структуры»</w:t>
       </w:r>
     </w:p>
     <w:p>
       <w:pPr>
+        <w:widowControl/>
+        <w:spacing w:line="240" w:lineRule="auto" w:after="200"/>
+        <w:ind w:firstLine="0"/>
         <w:jc w:val="center"/>
       </w:pPr>
       <w:r>
+        <w:rPr>
+          <w:rFonts w:ascii="Times New Roman" w:hAnsi="Times New Roman"/>
+          <w:sz w:val="28"/>
+        </w:rPr>
         <w:t>Вариант 14</w:t>
       </w:r>
     </w:p>
     <w:p>
       <w:pPr>
+        <w:widowControl/>
+        <w:spacing w:line="240" w:lineRule="auto" w:after="200"/>
+        <w:ind w:firstLine="0"/>
         <w:jc w:val="center"/>
       </w:pPr>
     </w:p>
     <w:p>
       <w:pPr>
+        <w:widowControl/>
+        <w:spacing w:line="240" w:lineRule="auto" w:after="200"/>
+        <w:ind w:firstLine="0"/>
         <w:jc w:val="center"/>
       </w:pPr>
     </w:p>
     <w:p>
       <w:pPr>
+        <w:widowControl/>
+        <w:spacing w:line="240" w:lineRule="auto" w:after="200"/>
+        <w:ind w:firstLine="0"/>
         <w:jc w:val="center"/>
       </w:pPr>
     </w:p>
     <w:p>
       <w:pPr>
+        <w:widowControl/>
+        <w:spacing w:line="240" w:lineRule="auto" w:after="0"/>
+        <w:ind w:firstLine="0"/>
         <w:jc w:val="right"/>
       </w:pPr>
       <w:r>
+        <w:rPr>
+          <w:rFonts w:ascii="Times New Roman" w:hAnsi="Times New Roman"/>
+          <w:sz w:val="28"/>
+        </w:rPr>
         <w:t>Выполнил: студент группы ИВТ-26-1б</w:t>
       </w:r>
     </w:p>
     <w:p>
       <w:pPr>
+        <w:widowControl/>
+        <w:spacing w:line="240" w:lineRule="auto" w:after="0"/>
+        <w:ind w:firstLine="0"/>
         <w:jc w:val="right"/>
       </w:pPr>
       <w:r>
+        <w:rPr>
+          <w:rFonts w:ascii="Times New Roman" w:hAnsi="Times New Roman"/>
+          <w:sz w:val="28"/>
+        </w:rPr>
         <w:t>Кулянов М. А.</w:t>
       </w:r>
     </w:p>
     <w:p>
       <w:pPr>
+        <w:widowControl/>
+        <w:spacing w:line="240" w:lineRule="auto" w:after="0"/>
+        <w:ind w:firstLine="0"/>
         <w:jc w:val="right"/>
       </w:pPr>
       <w:r>
+        <w:rPr>
+          <w:rFonts w:ascii="Times New Roman" w:hAnsi="Times New Roman"/>
+          <w:sz w:val="28"/>
+        </w:rPr>
         <w:t>Проверил: Духанин А. В.</w:t>
       </w:r>
     </w:p>
     <w:p>
       <w:pPr>
+        <w:widowControl/>
+        <w:spacing w:line="240" w:lineRule="auto" w:after="0" w:before="6000"/>
+        <w:ind w:firstLine="0"/>
         <w:jc w:val="center"/>
       </w:pPr>
       <w:r>
-        <w:br/>
-        <w:br/>
-        <w:br/>
         <w:t>Пермь, 2026</w:t>
       </w:r>
     </w:p>
     <w:p>
+      <w:pPr>
+        <w:widowControl/>
+        <w:spacing w:line="240" w:lineRule="auto" w:after="0"/>
+        <w:ind w:firstLine="0"/>
+      </w:pPr>
       <w:r>
+        <w:rPr>
+          <w:rFonts w:ascii="Times New Roman" w:hAnsi="Times New Roman"/>
+          <w:sz w:val="28"/>
+        </w:rPr>
         <w:br w:type="page"/>
       </w:r>
     </w:p>
     <w:p>
       <w:pPr>
         <w:pStyle w:val="Heading1"/>
+        <w:widowControl/>
+        <w:jc w:val="left"/>
       </w:pPr>
       <w:r>
+        <w:rPr>
+          <w:rFonts w:ascii="Times New Roman" w:hAnsi="Times New Roman"/>
+          <w:b/>
+          <w:color w:val="000000"/>
+          <w:sz w:val="28"/>
+        </w:rPr>
         <w:t>1. Постановка задачи</w:t>
       </w:r>
     </w:p>
     <w:p>
+      <w:pPr>
+        <w:widowControl/>
+        <w:spacing w:line="360" w:lineRule="auto" w:after="0"/>
+        <w:ind w:firstLine="709"/>
+        <w:jc w:val="both"/>
+      </w:pPr>
       <w:r>
+        <w:rPr>
+          <w:rFonts w:ascii="Times New Roman" w:hAnsi="Times New Roman"/>
+          <w:sz w:val="28"/>
+        </w:rPr>
         <w:t>Цель: знакомство со средой программирования, создание, отладка и выполнение простых программ, содержащих ввод/вывод информации и простейшие вычисления.</w:t>
       </w:r>
     </w:p>
     <w:p>
+      <w:pPr>
+        <w:widowControl/>
+        <w:spacing w:line="360" w:lineRule="auto" w:after="0"/>
+        <w:ind w:firstLine="709"/>
+        <w:jc w:val="both"/>
+      </w:pPr>
       <w:r>
+        <w:rPr>
+          <w:rFonts w:ascii="Times New Roman" w:hAnsi="Times New Roman"/>
+          <w:sz w:val="28"/>
+        </w:rPr>
         <w:t>Задание 1. Вычислить значение выражения ((a+b)^3 − (a^3 + 3a^2b)) / (3ab^2 + b^3) при a = 1000, b = 0.0001 для типов float и double, используя промежуточные переменные. Сравнить и объяснить результаты.</w:t>
       </w:r>
     </w:p>
     <w:p>
+      <w:pPr>
+        <w:widowControl/>
+        <w:spacing w:line="360" w:lineRule="auto" w:after="0"/>
+        <w:ind w:firstLine="709"/>
+        <w:jc w:val="both"/>
+      </w:pPr>
       <w:r>
+        <w:rPr>
+          <w:rFonts w:ascii="Times New Roman" w:hAnsi="Times New Roman"/>
+          <w:sz w:val="28"/>
+        </w:rPr>
         <w:t>Задание 2. Вычислить значения выражений: 1) m+--n; 2) m++&lt;++n; 3) n--&lt;--m. Объяснить полученные результаты.</w:t>
       </w:r>
     </w:p>
     <w:p>
       <w:pPr>
         <w:pStyle w:val="Heading1"/>
+        <w:widowControl/>
+        <w:jc w:val="left"/>
       </w:pPr>
       <w:r>
+        <w:rPr>
+          <w:rFonts w:ascii="Times New Roman" w:hAnsi="Times New Roman"/>
+          <w:b/>
+          <w:color w:val="000000"/>
+          <w:sz w:val="28"/>
+        </w:rPr>
         <w:t>2. Блок-схема программы задания 1</w:t>
       </w:r>
     </w:p>
     <w:p>
+      <w:pPr>
+        <w:widowControl/>
+        <w:spacing w:line="240" w:lineRule="auto" w:after="120"/>
+        <w:ind w:firstLine="0"/>
+        <w:jc w:val="center"/>
+      </w:pPr>
       <w:r>
         <w:drawing>
           <wp:inline xmlns:a="http://schemas.openxmlformats.org/drawingml/2006/main" xmlns:pic="http://schemas.openxmlformats.org/drawingml/2006/picture">
-            <wp:extent cx="2520000" cy="5199623"/>
+            <wp:extent cx="2093690" cy="4320000"/>
             <wp:docPr id="1" name="Picture 1"/>
             <wp:cNvGraphicFramePr>
               <a:graphicFrameLocks noChangeAspect="1"/>
@@ -173,7 +312,7 @@
                   <pic:spPr>
                     <a:xfrm>
                       <a:off x="0" y="0"/>
-                      <a:ext cx="2520000" cy="5199623"/>
+                      <a:ext cx="2093690" cy="4320000"/>
                     </a:xfrm>
                     <a:prstGeom prst="rect"/>
                   </pic:spPr>
@@ -187,14 +326,26 @@
     <w:p>
       <w:pPr>
         <w:pStyle w:val="Heading1"/>
+        <w:pageBreakBefore/>
+        <w:widowControl/>
+        <w:jc w:val="left"/>
       </w:pPr>
       <w:r>
+        <w:rPr>
+          <w:rFonts w:ascii="Times New Roman" w:hAnsi="Times New Roman"/>
+          <w:b/>
+          <w:color w:val="000000"/>
+          <w:sz w:val="28"/>
+        </w:rPr>
         <w:t>3. Программа решения задания 1</w:t>
       </w:r>
     </w:p>
     <w:p>
       <w:pPr>
-        <w:spacing w:after="0"/>
+        <w:widowControl/>
+        <w:spacing w:after="0" w:line="240" w:lineRule="auto" w:before="0"/>
+        <w:ind w:firstLine="0"/>
+        <w:jc w:val="left"/>
       </w:pPr>
       <w:r>
         <w:rPr>
@@ -206,7 +357,10 @@
     </w:p>
     <w:p>
       <w:pPr>
-        <w:spacing w:after="0"/>
+        <w:widowControl/>
+        <w:spacing w:after="0" w:line="240" w:lineRule="auto" w:before="0"/>
+        <w:ind w:firstLine="0"/>
+        <w:jc w:val="left"/>
       </w:pPr>
       <w:r>
         <w:rPr>
@@ -218,7 +372,10 @@
     </w:p>
     <w:p>
       <w:pPr>
-        <w:spacing w:after="0"/>
+        <w:widowControl/>
+        <w:spacing w:after="0" w:line="240" w:lineRule="auto" w:before="0"/>
+        <w:ind w:firstLine="0"/>
+        <w:jc w:val="left"/>
       </w:pPr>
       <w:r>
         <w:rPr>
@@ -230,7 +387,10 @@
     </w:p>
     <w:p>
       <w:pPr>
-        <w:spacing w:after="0"/>
+        <w:widowControl/>
+        <w:spacing w:after="0" w:line="240" w:lineRule="auto" w:before="0"/>
+        <w:ind w:firstLine="0"/>
+        <w:jc w:val="left"/>
       </w:pPr>
       <w:r>
         <w:rPr>
@@ -242,7 +402,10 @@
     </w:p>
     <w:p>
       <w:pPr>
-        <w:spacing w:after="0"/>
+        <w:widowControl/>
+        <w:spacing w:after="0" w:line="240" w:lineRule="auto" w:before="0"/>
+        <w:ind w:firstLine="0"/>
+        <w:jc w:val="left"/>
       </w:pPr>
       <w:r>
         <w:rPr>
@@ -254,7 +417,10 @@
     </w:p>
     <w:p>
       <w:pPr>
-        <w:spacing w:after="0"/>
+        <w:widowControl/>
+        <w:spacing w:after="0" w:line="240" w:lineRule="auto" w:before="0"/>
+        <w:ind w:firstLine="0"/>
+        <w:jc w:val="left"/>
       </w:pPr>
       <w:r>
         <w:rPr>
@@ -266,7 +432,10 @@
     </w:p>
     <w:p>
       <w:pPr>
-        <w:spacing w:after="0"/>
+        <w:widowControl/>
+        <w:spacing w:after="0" w:line="240" w:lineRule="auto" w:before="0"/>
+        <w:ind w:firstLine="0"/>
+        <w:jc w:val="left"/>
       </w:pPr>
       <w:r>
         <w:rPr>
@@ -278,7 +447,10 @@
     </w:p>
     <w:p>
       <w:pPr>
-        <w:spacing w:after="0"/>
+        <w:widowControl/>
+        <w:spacing w:after="0" w:line="240" w:lineRule="auto" w:before="0"/>
+        <w:ind w:firstLine="0"/>
+        <w:jc w:val="left"/>
       </w:pPr>
       <w:r>
         <w:rPr>
@@ -290,7 +462,10 @@
     </w:p>
     <w:p>
       <w:pPr>
-        <w:spacing w:after="0"/>
+        <w:widowControl/>
+        <w:spacing w:after="0" w:line="240" w:lineRule="auto" w:before="0"/>
+        <w:ind w:firstLine="0"/>
+        <w:jc w:val="left"/>
       </w:pPr>
       <w:r>
         <w:rPr>
@@ -302,7 +477,10 @@
     </w:p>
     <w:p>
       <w:pPr>
-        <w:spacing w:after="0"/>
+        <w:widowControl/>
+        <w:spacing w:after="0" w:line="240" w:lineRule="auto" w:before="0"/>
+        <w:ind w:firstLine="0"/>
+        <w:jc w:val="left"/>
       </w:pPr>
       <w:r>
         <w:rPr>
@@ -314,7 +492,10 @@
     </w:p>
     <w:p>
       <w:pPr>
-        <w:spacing w:after="0"/>
+        <w:widowControl/>
+        <w:spacing w:after="0" w:line="240" w:lineRule="auto" w:before="0"/>
+        <w:ind w:firstLine="0"/>
+        <w:jc w:val="left"/>
       </w:pPr>
       <w:r>
         <w:rPr>
@@ -326,7 +507,10 @@
     </w:p>
     <w:p>
       <w:pPr>
-        <w:spacing w:after="0"/>
+        <w:widowControl/>
+        <w:spacing w:after="0" w:line="240" w:lineRule="auto" w:before="0"/>
+        <w:ind w:firstLine="0"/>
+        <w:jc w:val="left"/>
       </w:pPr>
       <w:r>
         <w:rPr>
@@ -338,7 +522,10 @@
     </w:p>
     <w:p>
       <w:pPr>
-        <w:spacing w:after="0"/>
+        <w:widowControl/>
+        <w:spacing w:after="0" w:line="240" w:lineRule="auto" w:before="0"/>
+        <w:ind w:firstLine="0"/>
+        <w:jc w:val="left"/>
       </w:pPr>
       <w:r>
         <w:rPr>
@@ -350,7 +537,10 @@
     </w:p>
     <w:p>
       <w:pPr>
-        <w:spacing w:after="0"/>
+        <w:widowControl/>
+        <w:spacing w:after="0" w:line="240" w:lineRule="auto" w:before="0"/>
+        <w:ind w:firstLine="0"/>
+        <w:jc w:val="left"/>
       </w:pPr>
       <w:r>
         <w:rPr>
@@ -362,7 +552,10 @@
     </w:p>
     <w:p>
       <w:pPr>
-        <w:spacing w:after="0"/>
+        <w:widowControl/>
+        <w:spacing w:after="0" w:line="240" w:lineRule="auto" w:before="0"/>
+        <w:ind w:firstLine="0"/>
+        <w:jc w:val="left"/>
       </w:pPr>
       <w:r>
         <w:rPr>
@@ -374,7 +567,10 @@
     </w:p>
     <w:p>
       <w:pPr>
-        <w:spacing w:after="0"/>
+        <w:widowControl/>
+        <w:spacing w:after="0" w:line="240" w:lineRule="auto" w:before="0"/>
+        <w:ind w:firstLine="0"/>
+        <w:jc w:val="left"/>
       </w:pPr>
       <w:r>
         <w:rPr>
@@ -386,7 +582,10 @@
     </w:p>
     <w:p>
       <w:pPr>
-        <w:spacing w:after="0"/>
+        <w:widowControl/>
+        <w:spacing w:after="0" w:line="240" w:lineRule="auto" w:before="0"/>
+        <w:ind w:firstLine="0"/>
+        <w:jc w:val="left"/>
       </w:pPr>
       <w:r>
         <w:rPr>
@@ -398,7 +597,10 @@
     </w:p>
     <w:p>
       <w:pPr>
-        <w:spacing w:after="0"/>
+        <w:widowControl/>
+        <w:spacing w:after="0" w:line="240" w:lineRule="auto" w:before="0"/>
+        <w:ind w:firstLine="0"/>
+        <w:jc w:val="left"/>
       </w:pPr>
       <w:r>
         <w:rPr>
@@ -410,7 +612,10 @@
     </w:p>
     <w:p>
       <w:pPr>
-        <w:spacing w:after="0"/>
+        <w:widowControl/>
+        <w:spacing w:after="0" w:line="240" w:lineRule="auto" w:before="0"/>
+        <w:ind w:firstLine="0"/>
+        <w:jc w:val="left"/>
       </w:pPr>
       <w:r>
         <w:rPr>
@@ -422,7 +627,10 @@
     </w:p>
     <w:p>
       <w:pPr>
-        <w:spacing w:after="0"/>
+        <w:widowControl/>
+        <w:spacing w:after="0" w:line="240" w:lineRule="auto" w:before="0"/>
+        <w:ind w:firstLine="0"/>
+        <w:jc w:val="left"/>
       </w:pPr>
       <w:r>
         <w:rPr>
@@ -434,7 +642,10 @@
     </w:p>
     <w:p>
       <w:pPr>
-        <w:spacing w:after="0"/>
+        <w:widowControl/>
+        <w:spacing w:after="0" w:line="240" w:lineRule="auto" w:before="0"/>
+        <w:ind w:firstLine="0"/>
+        <w:jc w:val="left"/>
       </w:pPr>
       <w:r>
         <w:rPr>
@@ -446,7 +657,10 @@
     </w:p>
     <w:p>
       <w:pPr>
-        <w:spacing w:after="0"/>
+        <w:widowControl/>
+        <w:spacing w:after="0" w:line="240" w:lineRule="auto" w:before="0"/>
+        <w:ind w:firstLine="0"/>
+        <w:jc w:val="left"/>
       </w:pPr>
       <w:r>
         <w:rPr>
@@ -458,7 +672,10 @@
     </w:p>
     <w:p>
       <w:pPr>
-        <w:spacing w:after="0"/>
+        <w:widowControl/>
+        <w:spacing w:after="0" w:line="240" w:lineRule="auto" w:before="0"/>
+        <w:ind w:firstLine="0"/>
+        <w:jc w:val="left"/>
       </w:pPr>
       <w:r>
         <w:rPr>
@@ -470,7 +687,10 @@
     </w:p>
     <w:p>
       <w:pPr>
-        <w:spacing w:after="0"/>
+        <w:widowControl/>
+        <w:spacing w:after="0" w:line="240" w:lineRule="auto" w:before="0"/>
+        <w:ind w:firstLine="0"/>
+        <w:jc w:val="left"/>
       </w:pPr>
       <w:r>
         <w:rPr>
@@ -482,7 +702,10 @@
     </w:p>
     <w:p>
       <w:pPr>
-        <w:spacing w:after="0"/>
+        <w:widowControl/>
+        <w:spacing w:after="0" w:line="240" w:lineRule="auto" w:before="0"/>
+        <w:ind w:firstLine="0"/>
+        <w:jc w:val="left"/>
       </w:pPr>
       <w:r>
         <w:rPr>
@@ -494,7 +717,10 @@
     </w:p>
     <w:p>
       <w:pPr>
-        <w:spacing w:after="0"/>
+        <w:widowControl/>
+        <w:spacing w:after="0" w:line="240" w:lineRule="auto" w:before="0"/>
+        <w:ind w:firstLine="0"/>
+        <w:jc w:val="left"/>
       </w:pPr>
       <w:r>
         <w:rPr>
@@ -506,7 +732,10 @@
     </w:p>
     <w:p>
       <w:pPr>
-        <w:spacing w:after="0"/>
+        <w:widowControl/>
+        <w:spacing w:after="0" w:line="240" w:lineRule="auto" w:before="0"/>
+        <w:ind w:firstLine="0"/>
+        <w:jc w:val="left"/>
       </w:pPr>
       <w:r>
         <w:rPr>
@@ -518,7 +747,10 @@
     </w:p>
     <w:p>
       <w:pPr>
-        <w:spacing w:after="0"/>
+        <w:widowControl/>
+        <w:spacing w:after="0" w:line="240" w:lineRule="auto" w:before="0"/>
+        <w:ind w:firstLine="0"/>
+        <w:jc w:val="left"/>
       </w:pPr>
       <w:r>
         <w:rPr>
@@ -530,7 +762,10 @@
     </w:p>
     <w:p>
       <w:pPr>
-        <w:spacing w:after="0"/>
+        <w:widowControl/>
+        <w:spacing w:after="0" w:line="240" w:lineRule="auto" w:before="0"/>
+        <w:ind w:firstLine="0"/>
+        <w:jc w:val="left"/>
       </w:pPr>
       <w:r>
         <w:rPr>
@@ -542,7 +777,10 @@
     </w:p>
     <w:p>
       <w:pPr>
-        <w:spacing w:after="0"/>
+        <w:widowControl/>
+        <w:spacing w:after="0" w:line="240" w:lineRule="auto" w:before="0"/>
+        <w:ind w:firstLine="0"/>
+        <w:jc w:val="left"/>
       </w:pPr>
       <w:r>
         <w:rPr>
@@ -554,7 +792,10 @@
     </w:p>
     <w:p>
       <w:pPr>
-        <w:spacing w:after="0"/>
+        <w:widowControl/>
+        <w:spacing w:after="0" w:line="240" w:lineRule="auto" w:before="0"/>
+        <w:ind w:firstLine="0"/>
+        <w:jc w:val="left"/>
       </w:pPr>
       <w:r>
         <w:rPr>
@@ -566,7 +807,10 @@
     </w:p>
     <w:p>
       <w:pPr>
-        <w:spacing w:after="0"/>
+        <w:widowControl/>
+        <w:spacing w:after="0" w:line="240" w:lineRule="auto" w:before="0"/>
+        <w:ind w:firstLine="0"/>
+        <w:jc w:val="left"/>
       </w:pPr>
       <w:r>
         <w:rPr>
@@ -578,7 +822,10 @@
     </w:p>
     <w:p>
       <w:pPr>
-        <w:spacing w:after="0"/>
+        <w:widowControl/>
+        <w:spacing w:after="0" w:line="240" w:lineRule="auto" w:before="0"/>
+        <w:ind w:firstLine="0"/>
+        <w:jc w:val="left"/>
       </w:pPr>
       <w:r>
         <w:rPr>
@@ -590,7 +837,10 @@
     </w:p>
     <w:p>
       <w:pPr>
-        <w:spacing w:after="0"/>
+        <w:widowControl/>
+        <w:spacing w:after="0" w:line="240" w:lineRule="auto" w:before="0"/>
+        <w:ind w:firstLine="0"/>
+        <w:jc w:val="left"/>
       </w:pPr>
       <w:r>
         <w:rPr>
@@ -602,7 +852,10 @@
     </w:p>
     <w:p>
       <w:pPr>
-        <w:spacing w:after="0"/>
+        <w:widowControl/>
+        <w:spacing w:after="0" w:line="240" w:lineRule="auto" w:before="0"/>
+        <w:ind w:firstLine="0"/>
+        <w:jc w:val="left"/>
       </w:pPr>
       <w:r>
         <w:rPr>
@@ -614,7 +867,10 @@
     </w:p>
     <w:p>
       <w:pPr>
-        <w:spacing w:after="0"/>
+        <w:widowControl/>
+        <w:spacing w:after="0" w:line="240" w:lineRule="auto" w:before="0"/>
+        <w:ind w:firstLine="0"/>
+        <w:jc w:val="left"/>
       </w:pPr>
       <w:r>
         <w:rPr>
@@ -626,7 +882,10 @@
     </w:p>
     <w:p>
       <w:pPr>
-        <w:spacing w:after="0"/>
+        <w:widowControl/>
+        <w:spacing w:after="0" w:line="240" w:lineRule="auto" w:before="0"/>
+        <w:ind w:firstLine="0"/>
+        <w:jc w:val="left"/>
       </w:pPr>
       <w:r>
         <w:rPr>
@@ -638,7 +897,10 @@
     </w:p>
     <w:p>
       <w:pPr>
-        <w:spacing w:after="0"/>
+        <w:widowControl/>
+        <w:spacing w:after="0" w:line="240" w:lineRule="auto" w:before="0"/>
+        <w:ind w:firstLine="0"/>
+        <w:jc w:val="left"/>
       </w:pPr>
       <w:r>
         <w:rPr>
@@ -650,7 +912,10 @@
     </w:p>
     <w:p>
       <w:pPr>
-        <w:spacing w:after="0"/>
+        <w:widowControl/>
+        <w:spacing w:after="0" w:line="240" w:lineRule="auto" w:before="0"/>
+        <w:ind w:firstLine="0"/>
+        <w:jc w:val="left"/>
       </w:pPr>
       <w:r>
         <w:rPr>
@@ -662,7 +927,10 @@
     </w:p>
     <w:p>
       <w:pPr>
-        <w:spacing w:after="0"/>
+        <w:widowControl/>
+        <w:spacing w:after="0" w:line="240" w:lineRule="auto" w:before="0"/>
+        <w:ind w:firstLine="0"/>
+        <w:jc w:val="left"/>
       </w:pPr>
       <w:r>
         <w:rPr>
@@ -674,7 +942,10 @@
     </w:p>
     <w:p>
       <w:pPr>
-        <w:spacing w:after="0"/>
+        <w:widowControl/>
+        <w:spacing w:after="0" w:line="240" w:lineRule="auto" w:before="0"/>
+        <w:ind w:firstLine="0"/>
+        <w:jc w:val="left"/>
       </w:pPr>
       <w:r>
         <w:rPr>
@@ -686,7 +957,10 @@
     </w:p>
     <w:p>
       <w:pPr>
-        <w:spacing w:after="0"/>
+        <w:widowControl/>
+        <w:spacing w:after="0" w:line="240" w:lineRule="auto" w:before="0"/>
+        <w:ind w:firstLine="0"/>
+        <w:jc w:val="left"/>
       </w:pPr>
       <w:r>
         <w:rPr>
@@ -698,7 +972,10 @@
     </w:p>
     <w:p>
       <w:pPr>
-        <w:spacing w:after="0"/>
+        <w:widowControl/>
+        <w:spacing w:after="0" w:line="240" w:lineRule="auto" w:before="0"/>
+        <w:ind w:firstLine="0"/>
+        <w:jc w:val="left"/>
       </w:pPr>
       <w:r>
         <w:rPr>
@@ -711,14 +988,26 @@
     <w:p>
       <w:pPr>
         <w:pStyle w:val="Heading1"/>
+        <w:pageBreakBefore/>
+        <w:widowControl/>
+        <w:jc w:val="left"/>
       </w:pPr>
       <w:r>
+        <w:rPr>
+          <w:rFonts w:ascii="Times New Roman" w:hAnsi="Times New Roman"/>
+          <w:b/>
+          <w:color w:val="000000"/>
+          <w:sz w:val="28"/>
+        </w:rPr>
         <w:t>4. Результаты работы программы (float и double)</w:t>
       </w:r>
     </w:p>
     <w:p>
       <w:pPr>
-        <w:spacing w:after="0"/>
+        <w:widowControl/>
+        <w:spacing w:after="0" w:line="240" w:lineRule="auto" w:before="0"/>
+        <w:ind w:firstLine="0"/>
+        <w:jc w:val="left"/>
       </w:pPr>
       <w:r>
         <w:rPr>
@@ -730,7 +1019,10 @@
     </w:p>
     <w:p>
       <w:pPr>
-        <w:spacing w:after="0"/>
+        <w:widowControl/>
+        <w:spacing w:after="0" w:line="240" w:lineRule="auto" w:before="0"/>
+        <w:ind w:firstLine="0"/>
+        <w:jc w:val="left"/>
       </w:pPr>
       <w:r>
         <w:rPr>
@@ -742,7 +1034,10 @@
     </w:p>
     <w:p>
       <w:pPr>
-        <w:spacing w:after="0"/>
+        <w:widowControl/>
+        <w:spacing w:after="0" w:line="240" w:lineRule="auto" w:before="0"/>
+        <w:ind w:firstLine="0"/>
+        <w:jc w:val="left"/>
       </w:pPr>
       <w:r>
         <w:rPr>
@@ -754,7 +1049,10 @@
     </w:p>
     <w:p>
       <w:pPr>
-        <w:spacing w:after="0"/>
+        <w:widowControl/>
+        <w:spacing w:after="0" w:line="240" w:lineRule="auto" w:before="0"/>
+        <w:ind w:firstLine="0"/>
+        <w:jc w:val="left"/>
       </w:pPr>
       <w:r>
         <w:rPr>
@@ -766,7 +1064,10 @@
     </w:p>
     <w:p>
       <w:pPr>
-        <w:spacing w:after="0"/>
+        <w:widowControl/>
+        <w:spacing w:after="0" w:line="240" w:lineRule="auto" w:before="0"/>
+        <w:ind w:firstLine="0"/>
+        <w:jc w:val="left"/>
       </w:pPr>
       <w:r>
         <w:rPr>
@@ -778,7 +1079,10 @@
     </w:p>
     <w:p>
       <w:pPr>
-        <w:spacing w:after="0"/>
+        <w:widowControl/>
+        <w:spacing w:after="0" w:line="240" w:lineRule="auto" w:before="0"/>
+        <w:ind w:firstLine="0"/>
+        <w:jc w:val="left"/>
       </w:pPr>
       <w:r>
         <w:rPr>
@@ -790,7 +1094,10 @@
     </w:p>
     <w:p>
       <w:pPr>
-        <w:spacing w:after="0"/>
+        <w:widowControl/>
+        <w:spacing w:after="0" w:line="240" w:lineRule="auto" w:before="0"/>
+        <w:ind w:firstLine="0"/>
+        <w:jc w:val="left"/>
       </w:pPr>
       <w:r>
         <w:rPr>
@@ -801,7 +1108,10 @@
     </w:p>
     <w:p>
       <w:pPr>
-        <w:spacing w:after="0"/>
+        <w:widowControl/>
+        <w:spacing w:after="0" w:line="240" w:lineRule="auto" w:before="0"/>
+        <w:ind w:firstLine="0"/>
+        <w:jc w:val="left"/>
       </w:pPr>
       <w:r>
         <w:rPr>
@@ -813,7 +1123,10 @@
     </w:p>
     <w:p>
       <w:pPr>
-        <w:spacing w:after="0"/>
+        <w:widowControl/>
+        <w:spacing w:after="0" w:line="240" w:lineRule="auto" w:before="0"/>
+        <w:ind w:firstLine="0"/>
+        <w:jc w:val="left"/>
       </w:pPr>
       <w:r>
         <w:rPr>
@@ -825,7 +1138,10 @@
     </w:p>
     <w:p>
       <w:pPr>
-        <w:spacing w:after="0"/>
+        <w:widowControl/>
+        <w:spacing w:after="0" w:line="240" w:lineRule="auto" w:before="0"/>
+        <w:ind w:firstLine="0"/>
+        <w:jc w:val="left"/>
       </w:pPr>
       <w:r>
         <w:rPr>
@@ -837,7 +1153,10 @@
     </w:p>
     <w:p>
       <w:pPr>
-        <w:spacing w:after="0"/>
+        <w:widowControl/>
+        <w:spacing w:after="0" w:line="240" w:lineRule="auto" w:before="0"/>
+        <w:ind w:firstLine="0"/>
+        <w:jc w:val="left"/>
       </w:pPr>
       <w:r>
         <w:rPr>
@@ -849,7 +1168,10 @@
     </w:p>
     <w:p>
       <w:pPr>
-        <w:spacing w:after="0"/>
+        <w:widowControl/>
+        <w:spacing w:after="0" w:line="240" w:lineRule="auto" w:before="0"/>
+        <w:ind w:firstLine="0"/>
+        <w:jc w:val="left"/>
       </w:pPr>
       <w:r>
         <w:rPr>
@@ -861,7 +1183,10 @@
     </w:p>
     <w:p>
       <w:pPr>
-        <w:spacing w:after="0"/>
+        <w:widowControl/>
+        <w:spacing w:after="0" w:line="240" w:lineRule="auto" w:before="0"/>
+        <w:ind w:firstLine="0"/>
+        <w:jc w:val="left"/>
       </w:pPr>
       <w:r>
         <w:rPr>
@@ -874,25 +1199,58 @@
     <w:p>
       <w:pPr>
         <w:pStyle w:val="Heading1"/>
+        <w:widowControl/>
+        <w:jc w:val="left"/>
       </w:pPr>
       <w:r>
+        <w:rPr>
+          <w:rFonts w:ascii="Times New Roman" w:hAnsi="Times New Roman"/>
+          <w:b/>
+          <w:color w:val="000000"/>
+          <w:sz w:val="28"/>
+        </w:rPr>
         <w:t>5. Объяснение результатов</w:t>
       </w:r>
     </w:p>
     <w:p>
+      <w:pPr>
+        <w:widowControl/>
+        <w:spacing w:line="360" w:lineRule="auto" w:after="0"/>
+        <w:ind w:firstLine="709"/>
+        <w:jc w:val="both"/>
+      </w:pPr>
       <w:r>
+        <w:rPr>
+          <w:rFonts w:ascii="Times New Roman" w:hAnsi="Times New Roman"/>
+          <w:sz w:val="28"/>
+        </w:rPr>
         <w:t>Точное значение выражения равно 1, так как числитель (a+b)^3 − a^3 − 3a^2b = 3ab^2 + b^3, т. е. совпадает со знаменателем. Тип float хранит около 7 значащих десятичных цифр, а величина (a+b)^3 ≈ 10^9, поэтому вклад слагаемых порядка 10^-5 полностью теряется, а при вычитании близких больших чисел остаётся только ошибка округления (64 вместо 3·10^-5). В результате получено значение около 2·10^6, не имеющее смысла. Тип double хранит 15–16 значащих цифр, поэтому ошибка значительно меньше и результат (≈0.997) близок к точному значению 1. Оставшаяся погрешность также объясняется вычитанием близких по величине чисел.</w:t>
       </w:r>
     </w:p>
     <w:p>
       <w:pPr>
         <w:pStyle w:val="Heading1"/>
+        <w:pageBreakBefore/>
+        <w:widowControl/>
+        <w:jc w:val="left"/>
       </w:pPr>
       <w:r>
+        <w:rPr>
+          <w:rFonts w:ascii="Times New Roman" w:hAnsi="Times New Roman"/>
+          <w:b/>
+          <w:color w:val="000000"/>
+          <w:sz w:val="28"/>
+        </w:rPr>
         <w:t>6. Блок-схема программы задания 2</w:t>
       </w:r>
     </w:p>
     <w:p>
+      <w:pPr>
+        <w:widowControl/>
+        <w:spacing w:line="240" w:lineRule="auto" w:after="120"/>
+        <w:ind w:firstLine="0"/>
+        <w:jc w:val="center"/>
+      </w:pPr>
       <w:r>
         <w:drawing>
           <wp:inline xmlns:a="http://schemas.openxmlformats.org/drawingml/2006/main" xmlns:pic="http://schemas.openxmlformats.org/drawingml/2006/picture">
@@ -931,14 +1289,26 @@
     <w:p>
       <w:pPr>
         <w:pStyle w:val="Heading1"/>
+        <w:pageBreakBefore/>
+        <w:widowControl/>
+        <w:jc w:val="left"/>
       </w:pPr>
       <w:r>
+        <w:rPr>
+          <w:rFonts w:ascii="Times New Roman" w:hAnsi="Times New Roman"/>
+          <w:b/>
+          <w:color w:val="000000"/>
+          <w:sz w:val="28"/>
+        </w:rPr>
         <w:t>7. Программа решения задания 2</w:t>
       </w:r>
     </w:p>
     <w:p>
       <w:pPr>
-        <w:spacing w:after="0"/>
+        <w:widowControl/>
+        <w:spacing w:after="0" w:line="240" w:lineRule="auto" w:before="0"/>
+        <w:ind w:firstLine="0"/>
+        <w:jc w:val="left"/>
       </w:pPr>
       <w:r>
         <w:rPr>
@@ -950,7 +1320,10 @@
     </w:p>
     <w:p>
       <w:pPr>
-        <w:spacing w:after="0"/>
+        <w:widowControl/>
+        <w:spacing w:after="0" w:line="240" w:lineRule="auto" w:before="0"/>
+        <w:ind w:firstLine="0"/>
+        <w:jc w:val="left"/>
       </w:pPr>
       <w:r>
         <w:rPr>
@@ -962,7 +1335,10 @@
     </w:p>
     <w:p>
       <w:pPr>
-        <w:spacing w:after="0"/>
+        <w:widowControl/>
+        <w:spacing w:after="0" w:line="240" w:lineRule="auto" w:before="0"/>
+        <w:ind w:firstLine="0"/>
+        <w:jc w:val="left"/>
       </w:pPr>
       <w:r>
         <w:rPr>
@@ -974,7 +1350,10 @@
     </w:p>
     <w:p>
       <w:pPr>
-        <w:spacing w:after="0"/>
+        <w:widowControl/>
+        <w:spacing w:after="0" w:line="240" w:lineRule="auto" w:before="0"/>
+        <w:ind w:firstLine="0"/>
+        <w:jc w:val="left"/>
       </w:pPr>
       <w:r>
         <w:rPr>
@@ -986,7 +1365,10 @@
     </w:p>
     <w:p>
       <w:pPr>
-        <w:spacing w:after="0"/>
+        <w:widowControl/>
+        <w:spacing w:after="0" w:line="240" w:lineRule="auto" w:before="0"/>
+        <w:ind w:firstLine="0"/>
+        <w:jc w:val="left"/>
       </w:pPr>
       <w:r>
         <w:rPr>
@@ -998,7 +1380,10 @@
     </w:p>
     <w:p>
       <w:pPr>
-        <w:spacing w:after="0"/>
+        <w:widowControl/>
+        <w:spacing w:after="0" w:line="240" w:lineRule="auto" w:before="0"/>
+        <w:ind w:firstLine="0"/>
+        <w:jc w:val="left"/>
       </w:pPr>
       <w:r>
         <w:rPr>
@@ -1010,7 +1395,10 @@
     </w:p>
     <w:p>
       <w:pPr>
-        <w:spacing w:after="0"/>
+        <w:widowControl/>
+        <w:spacing w:after="0" w:line="240" w:lineRule="auto" w:before="0"/>
+        <w:ind w:firstLine="0"/>
+        <w:jc w:val="left"/>
       </w:pPr>
       <w:r>
         <w:rPr>
@@ -1022,7 +1410,10 @@
     </w:p>
     <w:p>
       <w:pPr>
-        <w:spacing w:after="0"/>
+        <w:widowControl/>
+        <w:spacing w:after="0" w:line="240" w:lineRule="auto" w:before="0"/>
+        <w:ind w:firstLine="0"/>
+        <w:jc w:val="left"/>
       </w:pPr>
       <w:r>
         <w:rPr>
@@ -1034,7 +1425,10 @@
     </w:p>
     <w:p>
       <w:pPr>
-        <w:spacing w:after="0"/>
+        <w:widowControl/>
+        <w:spacing w:after="0" w:line="240" w:lineRule="auto" w:before="0"/>
+        <w:ind w:firstLine="0"/>
+        <w:jc w:val="left"/>
       </w:pPr>
       <w:r>
         <w:rPr>
@@ -1046,7 +1440,10 @@
     </w:p>
     <w:p>
       <w:pPr>
-        <w:spacing w:after="0"/>
+        <w:widowControl/>
+        <w:spacing w:after="0" w:line="240" w:lineRule="auto" w:before="0"/>
+        <w:ind w:firstLine="0"/>
+        <w:jc w:val="left"/>
       </w:pPr>
       <w:r>
         <w:rPr>
@@ -1058,7 +1455,10 @@
     </w:p>
     <w:p>
       <w:pPr>
-        <w:spacing w:after="0"/>
+        <w:widowControl/>
+        <w:spacing w:after="0" w:line="240" w:lineRule="auto" w:before="0"/>
+        <w:ind w:firstLine="0"/>
+        <w:jc w:val="left"/>
       </w:pPr>
       <w:r>
         <w:rPr>
@@ -1070,7 +1470,10 @@
     </w:p>
     <w:p>
       <w:pPr>
-        <w:spacing w:after="0"/>
+        <w:widowControl/>
+        <w:spacing w:after="0" w:line="240" w:lineRule="auto" w:before="0"/>
+        <w:ind w:firstLine="0"/>
+        <w:jc w:val="left"/>
       </w:pPr>
       <w:r>
         <w:rPr>
@@ -1082,7 +1485,10 @@
     </w:p>
     <w:p>
       <w:pPr>
-        <w:spacing w:after="0"/>
+        <w:widowControl/>
+        <w:spacing w:after="0" w:line="240" w:lineRule="auto" w:before="0"/>
+        <w:ind w:firstLine="0"/>
+        <w:jc w:val="left"/>
       </w:pPr>
       <w:r>
         <w:rPr>
@@ -1094,7 +1500,10 @@
     </w:p>
     <w:p>
       <w:pPr>
-        <w:spacing w:after="0"/>
+        <w:widowControl/>
+        <w:spacing w:after="0" w:line="240" w:lineRule="auto" w:before="0"/>
+        <w:ind w:firstLine="0"/>
+        <w:jc w:val="left"/>
       </w:pPr>
       <w:r>
         <w:rPr>
@@ -1106,7 +1515,10 @@
     </w:p>
     <w:p>
       <w:pPr>
-        <w:spacing w:after="0"/>
+        <w:widowControl/>
+        <w:spacing w:after="0" w:line="240" w:lineRule="auto" w:before="0"/>
+        <w:ind w:firstLine="0"/>
+        <w:jc w:val="left"/>
       </w:pPr>
       <w:r>
         <w:rPr>
@@ -1118,7 +1530,10 @@
     </w:p>
     <w:p>
       <w:pPr>
-        <w:spacing w:after="0"/>
+        <w:widowControl/>
+        <w:spacing w:after="0" w:line="240" w:lineRule="auto" w:before="0"/>
+        <w:ind w:firstLine="0"/>
+        <w:jc w:val="left"/>
       </w:pPr>
       <w:r>
         <w:rPr>
@@ -1130,7 +1545,10 @@
     </w:p>
     <w:p>
       <w:pPr>
-        <w:spacing w:after="0"/>
+        <w:widowControl/>
+        <w:spacing w:after="0" w:line="240" w:lineRule="auto" w:before="0"/>
+        <w:ind w:firstLine="0"/>
+        <w:jc w:val="left"/>
       </w:pPr>
       <w:r>
         <w:rPr>
@@ -1142,7 +1560,10 @@
     </w:p>
     <w:p>
       <w:pPr>
-        <w:spacing w:after="0"/>
+        <w:widowControl/>
+        <w:spacing w:after="0" w:line="240" w:lineRule="auto" w:before="0"/>
+        <w:ind w:firstLine="0"/>
+        <w:jc w:val="left"/>
       </w:pPr>
       <w:r>
         <w:rPr>
@@ -1154,7 +1575,10 @@
     </w:p>
     <w:p>
       <w:pPr>
-        <w:spacing w:after="0"/>
+        <w:widowControl/>
+        <w:spacing w:after="0" w:line="240" w:lineRule="auto" w:before="0"/>
+        <w:ind w:firstLine="0"/>
+        <w:jc w:val="left"/>
       </w:pPr>
       <w:r>
         <w:rPr>
@@ -1166,7 +1590,10 @@
     </w:p>
     <w:p>
       <w:pPr>
-        <w:spacing w:after="0"/>
+        <w:widowControl/>
+        <w:spacing w:after="0" w:line="240" w:lineRule="auto" w:before="0"/>
+        <w:ind w:firstLine="0"/>
+        <w:jc w:val="left"/>
       </w:pPr>
       <w:r>
         <w:rPr>
@@ -1178,7 +1605,10 @@
     </w:p>
     <w:p>
       <w:pPr>
-        <w:spacing w:after="0"/>
+        <w:widowControl/>
+        <w:spacing w:after="0" w:line="240" w:lineRule="auto" w:before="0"/>
+        <w:ind w:firstLine="0"/>
+        <w:jc w:val="left"/>
       </w:pPr>
       <w:r>
         <w:rPr>
@@ -1191,14 +1621,25 @@
     <w:p>
       <w:pPr>
         <w:pStyle w:val="Heading1"/>
+        <w:widowControl/>
+        <w:jc w:val="left"/>
       </w:pPr>
       <w:r>
+        <w:rPr>
+          <w:rFonts w:ascii="Times New Roman" w:hAnsi="Times New Roman"/>
+          <w:b/>
+          <w:color w:val="000000"/>
+          <w:sz w:val="28"/>
+        </w:rPr>
         <w:t>8. Результаты работы программы (m = 5, n = 3)</w:t>
       </w:r>
     </w:p>
     <w:p>
       <w:pPr>
-        <w:spacing w:after="0"/>
+        <w:widowControl/>
+        <w:spacing w:after="0" w:line="240" w:lineRule="auto" w:before="0"/>
+        <w:ind w:firstLine="0"/>
+        <w:jc w:val="left"/>
       </w:pPr>
       <w:r>
         <w:rPr>
@@ -1210,7 +1651,10 @@
     </w:p>
     <w:p>
       <w:pPr>
-        <w:spacing w:after="0"/>
+        <w:widowControl/>
+        <w:spacing w:after="0" w:line="240" w:lineRule="auto" w:before="0"/>
+        <w:ind w:firstLine="0"/>
+        <w:jc w:val="left"/>
       </w:pPr>
       <w:r>
         <w:rPr>
@@ -1222,7 +1666,10 @@
     </w:p>
     <w:p>
       <w:pPr>
-        <w:spacing w:after="0"/>
+        <w:widowControl/>
+        <w:spacing w:after="0" w:line="240" w:lineRule="auto" w:before="0"/>
+        <w:ind w:firstLine="0"/>
+        <w:jc w:val="left"/>
       </w:pPr>
       <w:r>
         <w:rPr>
@@ -1235,34 +1682,93 @@
     <w:p>
       <w:pPr>
         <w:pStyle w:val="Heading1"/>
+        <w:widowControl/>
+        <w:jc w:val="left"/>
       </w:pPr>
       <w:r>
+        <w:rPr>
+          <w:rFonts w:ascii="Times New Roman" w:hAnsi="Times New Roman"/>
+          <w:b/>
+          <w:color w:val="000000"/>
+          <w:sz w:val="28"/>
+        </w:rPr>
         <w:t>9. Объяснение результатов</w:t>
       </w:r>
     </w:p>
     <w:p>
+      <w:pPr>
+        <w:widowControl/>
+        <w:spacing w:line="360" w:lineRule="auto" w:after="0"/>
+        <w:ind w:firstLine="709"/>
+        <w:jc w:val="both"/>
+      </w:pPr>
       <w:r>
+        <w:rPr>
+          <w:rFonts w:ascii="Times New Roman" w:hAnsi="Times New Roman"/>
+          <w:sz w:val="28"/>
+        </w:rPr>
         <w:t>1) m+--n: префиксный декремент сначала уменьшает n до 2, затем выполняется сложение: 5 + 2 = 7.</w:t>
       </w:r>
     </w:p>
     <w:p>
+      <w:pPr>
+        <w:widowControl/>
+        <w:spacing w:line="360" w:lineRule="auto" w:after="0"/>
+        <w:ind w:firstLine="709"/>
+        <w:jc w:val="both"/>
+      </w:pPr>
       <w:r>
+        <w:rPr>
+          <w:rFonts w:ascii="Times New Roman" w:hAnsi="Times New Roman"/>
+          <w:sz w:val="28"/>
+        </w:rPr>
         <w:t>2) m++&lt;++n: постфиксный инкремент возвращает старое значение m = 5 (после чего m = 6), префиксный инкремент увеличивает n до 3; 5 &lt; 3 — ложь, результат 0.</w:t>
       </w:r>
     </w:p>
     <w:p>
+      <w:pPr>
+        <w:widowControl/>
+        <w:spacing w:line="360" w:lineRule="auto" w:after="0"/>
+        <w:ind w:firstLine="709"/>
+        <w:jc w:val="both"/>
+      </w:pPr>
       <w:r>
+        <w:rPr>
+          <w:rFonts w:ascii="Times New Roman" w:hAnsi="Times New Roman"/>
+          <w:sz w:val="28"/>
+        </w:rPr>
         <w:t>3) n--&lt;--m: в сравнении участвует старое значение n = 3 (после чего n = 2), m уменьшается до 5; 3 &lt; 5 — истина, результат 1.</w:t>
       </w:r>
     </w:p>
     <w:sectPr>
-      <w:pgSz w:w="12240" w:h="15840"/>
-      <w:pgMar w:top="1440" w:right="850" w:bottom="1440" w:left="1701" w:header="720" w:footer="720" w:gutter="0"/>
+      <w:footerReference w:type="default" r:id="rId11"/>
+      <w:pgSz w:w="11906" w:h="16838"/>
+      <w:pgMar w:top="1134" w:right="850" w:bottom="1134" w:left="1701" w:header="567" w:footer="567" w:gutter="0"/>
       <w:cols w:space="720"/>
+      <w:titlePg/>
       <w:docGrid w:linePitch="360"/>
     </w:sectPr>
   </w:body>
 </w:document>
+</file>
+
+<file path=word/footer1.xml><?xml version="1.0" encoding="utf-8"?>
+<w:ftr xmlns:m="http://schemas.openxmlformats.org/officeDocument/2006/math" xmlns:mc="http://schemas.openxmlformats.org/markup-compatibility/2006" xmlns:mo="http://schemas.microsoft.com/office/mac/office/2008/main" xmlns:mv="urn:schemas-microsoft-com:mac:vml" xmlns:o="urn:schemas-microsoft-com:office:office" xmlns:r="http://schemas.openxmlformats.org/officeDocument/2006/relationships" xmlns:v="urn:schemas-microsoft-com:vml" xmlns:w10="urn:schemas-microsoft-com:office:word" xmlns:w14="http://schemas.microsoft.com/office/word/2010/wordml" xmlns:w="http://schemas.openxmlformats.org/wordprocessingml/2006/main" xmlns:wne="http://schemas.microsoft.com/office/word/2006/wordml" xmlns:wp14="http://schemas.microsoft.com/office/word/2010/wordprocessingDrawing" xmlns:wp="http://schemas.openxmlformats.org/drawingml/2006/wordprocessingDrawing" xmlns:wpc="http://schemas.microsoft.com/office/word/2010/wordprocessingCanvas" xmlns:wpg="http://schemas.microsoft.com/office/word/2010/wordprocessingGroup" xmlns:wpi="http://schemas.microsoft.com/office/word/2010/wordprocessingInk" xmlns:wps="http://schemas.microsoft.com/office/word/2010/wordprocessingShape" mc:Ignorable="w14 wp14">
+  <w:p>
+    <w:pPr>
+      <w:pStyle w:val="Footer"/>
+      <w:ind w:firstLine="0"/>
+      <w:jc w:val="center"/>
+    </w:pPr>
+    <w:r>
+      <w:rPr>
+        <w:rFonts w:ascii="Times New Roman" w:hAnsi="Times New Roman"/>
+        <w:sz w:val="24"/>
+      </w:rPr>
+    </w:r>
+    <w:fldSimple w:instr="PAGE"/>
+  </w:p>
+</w:ftr>
 </file>
 
 <file path=word/numbering.xml><?xml version="1.0" encoding="utf-8"?>
@@ -1628,6 +2134,10 @@
     <w:name w:val="Normal"/>
     <w:qFormat/>
     <w:rsid w:val="00FC693F"/>
+    <w:pPr>
+      <w:spacing w:line="360" w:lineRule="auto" w:after="0"/>
+      <w:ind w:firstLine="709"/>
+    </w:pPr>
     <w:rPr>
       <w:rFonts w:ascii="Times New Roman" w:hAnsi="Times New Roman"/>
       <w:sz w:val="28"/>
@@ -1688,14 +2198,15 @@
     <w:pPr>
       <w:keepNext/>
       <w:keepLines/>
-      <w:spacing w:before="480" w:after="0"/>
+      <w:spacing w:before="240" w:after="120" w:line="360" w:lineRule="auto"/>
+      <w:ind w:firstLine="0"/>
       <w:outlineLvl w:val="0"/>
     </w:pPr>
     <w:rPr>
-      <w:rFonts w:asciiTheme="majorHAnsi" w:eastAsiaTheme="majorEastAsia" w:hAnsiTheme="majorHAnsi" w:cstheme="majorBidi"/>
+      <w:rFonts w:asciiTheme="majorHAnsi" w:eastAsiaTheme="majorEastAsia" w:hAnsiTheme="majorHAnsi" w:cstheme="majorBidi" w:ascii="Times New Roman" w:hAnsi="Times New Roman"/>
       <w:b/>
       <w:bCs/>
-      <w:color w:val="365F91" w:themeColor="accent1" w:themeShade="BF"/>
+      <w:color w:val="000000"/>
       <w:sz w:val="28"/>
       <w:szCs w:val="28"/>
     </w:rPr>
@@ -1712,15 +2223,16 @@
     <w:pPr>
       <w:keepNext/>
       <w:keepLines/>
-      <w:spacing w:before="200" w:after="0"/>
+      <w:spacing w:before="240" w:after="120" w:line="360" w:lineRule="auto"/>
+      <w:ind w:firstLine="0"/>
       <w:outlineLvl w:val="1"/>
     </w:pPr>
     <w:rPr>
-      <w:rFonts w:asciiTheme="majorHAnsi" w:eastAsiaTheme="majorEastAsia" w:hAnsiTheme="majorHAnsi" w:cstheme="majorBidi"/>
+      <w:rFonts w:asciiTheme="majorHAnsi" w:eastAsiaTheme="majorEastAsia" w:hAnsiTheme="majorHAnsi" w:cstheme="majorBidi" w:ascii="Times New Roman" w:hAnsi="Times New Roman"/>
       <w:b/>
       <w:bCs/>
-      <w:color w:val="4F81BD" w:themeColor="accent1"/>
-      <w:sz w:val="26"/>
+      <w:color w:val="000000"/>
+      <w:sz w:val="28"/>
       <w:szCs w:val="26"/>
     </w:rPr>
   </w:style>

--- a/lab1/report.docx
+++ b/lab1/report.docx
@@ -4,14 +4,17 @@
   <w:body>
     <w:p>
       <w:pPr>
+        <w:keepNext w:val="0"/>
         <w:widowControl/>
-        <w:spacing w:line="240" w:lineRule="auto" w:after="0"/>
+        <w:spacing w:line="240" w:lineRule="auto" w:before="0" w:after="0"/>
         <w:ind w:firstLine="0"/>
         <w:jc w:val="center"/>
       </w:pPr>
       <w:r>
         <w:rPr>
-          <w:rFonts w:ascii="Times New Roman" w:hAnsi="Times New Roman"/>
+          <w:rFonts w:ascii="Times New Roman" w:hAnsi="Times New Roman" w:eastAsia="Times New Roman"/>
+          <w:b w:val="0"/>
+          <w:color w:val="000000"/>
           <w:sz w:val="28"/>
         </w:rPr>
         <w:t>Министерство науки и высшего образования Российской Федерации</w:t>
@@ -19,77 +22,107 @@
     </w:p>
     <w:p>
       <w:pPr>
+        <w:keepNext w:val="0"/>
         <w:widowControl/>
-        <w:spacing w:line="240" w:lineRule="auto" w:after="0"/>
+        <w:spacing w:line="240" w:lineRule="auto" w:before="0" w:after="0"/>
         <w:ind w:firstLine="0"/>
         <w:jc w:val="center"/>
       </w:pPr>
       <w:r>
         <w:rPr>
-          <w:rFonts w:ascii="Times New Roman" w:hAnsi="Times New Roman"/>
+          <w:rFonts w:ascii="Times New Roman" w:hAnsi="Times New Roman" w:eastAsia="Times New Roman"/>
+          <w:b w:val="0"/>
+          <w:color w:val="000000"/>
           <w:sz w:val="28"/>
         </w:rPr>
-        <w:t>Пермский национальный исследовательский политехнический университет</w:t>
+        <w:t>Федеральное государственное автономное образовательное учреждение высшего образования</w:t>
       </w:r>
     </w:p>
     <w:p>
       <w:pPr>
+        <w:keepNext w:val="0"/>
         <w:widowControl/>
-        <w:spacing w:line="240" w:lineRule="auto" w:after="200"/>
-        <w:ind w:firstLine="0"/>
-        <w:jc w:val="center"/>
-      </w:pPr>
-    </w:p>
-    <w:p>
-      <w:pPr>
-        <w:widowControl/>
-        <w:spacing w:line="240" w:lineRule="auto" w:after="200"/>
-        <w:ind w:firstLine="0"/>
-        <w:jc w:val="center"/>
-      </w:pPr>
-    </w:p>
-    <w:p>
-      <w:pPr>
-        <w:widowControl/>
-        <w:spacing w:line="240" w:lineRule="auto" w:after="200"/>
-        <w:ind w:firstLine="0"/>
-        <w:jc w:val="center"/>
-      </w:pPr>
-    </w:p>
-    <w:p>
-      <w:pPr>
-        <w:widowControl/>
-        <w:spacing w:line="240" w:lineRule="auto" w:after="200"/>
-        <w:ind w:firstLine="0"/>
-        <w:jc w:val="center"/>
-      </w:pPr>
-    </w:p>
-    <w:p>
-      <w:pPr>
-        <w:widowControl/>
-        <w:spacing w:line="240" w:lineRule="auto" w:after="200"/>
+        <w:spacing w:line="240" w:lineRule="auto" w:before="0" w:after="0"/>
         <w:ind w:firstLine="0"/>
         <w:jc w:val="center"/>
       </w:pPr>
       <w:r>
         <w:rPr>
-          <w:rFonts w:ascii="Times New Roman" w:hAnsi="Times New Roman"/>
-          <w:b/>
+          <w:rFonts w:ascii="Times New Roman" w:hAnsi="Times New Roman" w:eastAsia="Times New Roman"/>
+          <w:b w:val="0"/>
+          <w:color w:val="000000"/>
           <w:sz w:val="28"/>
         </w:rPr>
-        <w:t>Отчёт по лабораторной работе №1</w:t>
+        <w:t>«Пермский национальный исследовательский политехнический университет»</w:t>
       </w:r>
     </w:p>
     <w:p>
       <w:pPr>
+        <w:keepNext w:val="0"/>
         <w:widowControl/>
-        <w:spacing w:line="240" w:lineRule="auto" w:after="200"/>
+        <w:spacing w:line="360" w:lineRule="auto" w:before="1300" w:after="160"/>
         <w:ind w:firstLine="0"/>
         <w:jc w:val="center"/>
       </w:pPr>
       <w:r>
         <w:rPr>
-          <w:rFonts w:ascii="Times New Roman" w:hAnsi="Times New Roman"/>
+          <w:rFonts w:ascii="Times New Roman" w:hAnsi="Times New Roman" w:eastAsia="Times New Roman"/>
+          <w:b/>
+          <w:color w:val="000000"/>
+          <w:sz w:val="28"/>
+        </w:rPr>
+        <w:t>Лабораторная работа № 1</w:t>
+      </w:r>
+    </w:p>
+    <w:p>
+      <w:pPr>
+        <w:keepNext w:val="0"/>
+        <w:widowControl/>
+        <w:spacing w:line="360" w:lineRule="auto" w:before="0" w:after="0"/>
+        <w:ind w:firstLine="0"/>
+        <w:jc w:val="center"/>
+      </w:pPr>
+      <w:r>
+        <w:rPr>
+          <w:rFonts w:ascii="Times New Roman" w:hAnsi="Times New Roman" w:eastAsia="Times New Roman"/>
+          <w:b w:val="0"/>
+          <w:color w:val="000000"/>
+          <w:sz w:val="28"/>
+        </w:rPr>
+        <w:t>по дисциплине «Информатика»</w:t>
+      </w:r>
+    </w:p>
+    <w:p>
+      <w:pPr>
+        <w:keepNext w:val="0"/>
+        <w:widowControl/>
+        <w:spacing w:line="360" w:lineRule="auto" w:before="0" w:after="0"/>
+        <w:ind w:firstLine="0"/>
+        <w:jc w:val="center"/>
+      </w:pPr>
+      <w:r>
+        <w:rPr>
+          <w:rFonts w:ascii="Times New Roman" w:hAnsi="Times New Roman" w:eastAsia="Times New Roman"/>
+          <w:b w:val="0"/>
+          <w:color w:val="000000"/>
+          <w:sz w:val="28"/>
+        </w:rPr>
+        <w:t>на тему</w:t>
+      </w:r>
+    </w:p>
+    <w:p>
+      <w:pPr>
+        <w:keepNext w:val="0"/>
+        <w:widowControl/>
+        <w:spacing w:line="360" w:lineRule="auto" w:before="0" w:after="0"/>
+        <w:ind w:firstLine="0"/>
+        <w:jc w:val="center"/>
+      </w:pPr>
+      <w:r>
+        <w:rPr>
+          <w:rFonts w:ascii="Times New Roman" w:hAnsi="Times New Roman" w:eastAsia="Times New Roman"/>
+          <w:b w:val="0"/>
+          <w:color w:val="000000"/>
           <w:sz w:val="28"/>
         </w:rPr>
         <w:t>«Знакомство с Си++. Выполнение программы простой структуры»</w:t>
@@ -97,14 +130,17 @@
     </w:p>
     <w:p>
       <w:pPr>
+        <w:keepNext w:val="0"/>
         <w:widowControl/>
-        <w:spacing w:line="240" w:lineRule="auto" w:after="200"/>
+        <w:spacing w:line="360" w:lineRule="auto" w:before="0" w:after="900"/>
         <w:ind w:firstLine="0"/>
         <w:jc w:val="center"/>
       </w:pPr>
       <w:r>
         <w:rPr>
-          <w:rFonts w:ascii="Times New Roman" w:hAnsi="Times New Roman"/>
+          <w:rFonts w:ascii="Times New Roman" w:hAnsi="Times New Roman" w:eastAsia="Times New Roman"/>
+          <w:b w:val="0"/>
+          <w:color w:val="000000"/>
           <w:sz w:val="28"/>
         </w:rPr>
         <w:t>Вариант 14</w:t>
@@ -112,38 +148,17 @@
     </w:p>
     <w:p>
       <w:pPr>
+        <w:keepNext w:val="0"/>
         <w:widowControl/>
-        <w:spacing w:line="240" w:lineRule="auto" w:after="200"/>
-        <w:ind w:firstLine="0"/>
-        <w:jc w:val="center"/>
-      </w:pPr>
-    </w:p>
-    <w:p>
-      <w:pPr>
-        <w:widowControl/>
-        <w:spacing w:line="240" w:lineRule="auto" w:after="200"/>
-        <w:ind w:firstLine="0"/>
-        <w:jc w:val="center"/>
-      </w:pPr>
-    </w:p>
-    <w:p>
-      <w:pPr>
-        <w:widowControl/>
-        <w:spacing w:line="240" w:lineRule="auto" w:after="200"/>
-        <w:ind w:firstLine="0"/>
-        <w:jc w:val="center"/>
-      </w:pPr>
-    </w:p>
-    <w:p>
-      <w:pPr>
-        <w:widowControl/>
-        <w:spacing w:line="240" w:lineRule="auto" w:after="0"/>
+        <w:spacing w:line="360" w:lineRule="auto" w:before="0" w:after="0"/>
         <w:ind w:firstLine="0"/>
         <w:jc w:val="right"/>
       </w:pPr>
       <w:r>
         <w:rPr>
-          <w:rFonts w:ascii="Times New Roman" w:hAnsi="Times New Roman"/>
+          <w:rFonts w:ascii="Times New Roman" w:hAnsi="Times New Roman" w:eastAsia="Times New Roman"/>
+          <w:b w:val="0"/>
+          <w:color w:val="000000"/>
           <w:sz w:val="28"/>
         </w:rPr>
         <w:t>Выполнил: студент группы ИВТ-26-1б</w:t>
@@ -151,14 +166,17 @@
     </w:p>
     <w:p>
       <w:pPr>
+        <w:keepNext w:val="0"/>
         <w:widowControl/>
-        <w:spacing w:line="240" w:lineRule="auto" w:after="0"/>
+        <w:spacing w:line="360" w:lineRule="auto" w:before="0" w:after="0"/>
         <w:ind w:firstLine="0"/>
         <w:jc w:val="right"/>
       </w:pPr>
       <w:r>
         <w:rPr>
-          <w:rFonts w:ascii="Times New Roman" w:hAnsi="Times New Roman"/>
+          <w:rFonts w:ascii="Times New Roman" w:hAnsi="Times New Roman" w:eastAsia="Times New Roman"/>
+          <w:b w:val="0"/>
+          <w:color w:val="000000"/>
           <w:sz w:val="28"/>
         </w:rPr>
         <w:t>Кулянов М. А.</w:t>
@@ -166,14 +184,17 @@
     </w:p>
     <w:p>
       <w:pPr>
+        <w:keepNext w:val="0"/>
         <w:widowControl/>
-        <w:spacing w:line="240" w:lineRule="auto" w:after="0"/>
+        <w:spacing w:line="360" w:lineRule="auto" w:before="0" w:after="0"/>
         <w:ind w:firstLine="0"/>
         <w:jc w:val="right"/>
       </w:pPr>
       <w:r>
         <w:rPr>
-          <w:rFonts w:ascii="Times New Roman" w:hAnsi="Times New Roman"/>
+          <w:rFonts w:ascii="Times New Roman" w:hAnsi="Times New Roman" w:eastAsia="Times New Roman"/>
+          <w:b w:val="0"/>
+          <w:color w:val="000000"/>
           <w:sz w:val="28"/>
         </w:rPr>
         <w:t>Проверил: Духанин А. В.</w:t>
@@ -181,117 +202,458 @@
     </w:p>
     <w:p>
       <w:pPr>
+        <w:keepNext w:val="0"/>
         <w:widowControl/>
-        <w:spacing w:line="240" w:lineRule="auto" w:after="0" w:before="6000"/>
+        <w:spacing w:line="240" w:lineRule="auto" w:before="5200" w:after="0"/>
         <w:ind w:firstLine="0"/>
         <w:jc w:val="center"/>
       </w:pPr>
       <w:r>
-        <w:t>Пермь, 2026</w:t>
+        <w:rPr>
+          <w:rFonts w:ascii="Times New Roman" w:hAnsi="Times New Roman" w:eastAsia="Times New Roman"/>
+          <w:b w:val="0"/>
+          <w:color w:val="000000"/>
+          <w:sz w:val="28"/>
+        </w:rPr>
+        <w:t>г. Пермь, 2026</w:t>
       </w:r>
     </w:p>
     <w:p>
       <w:pPr>
+        <w:keepNext/>
+        <w:pageBreakBefore/>
         <w:widowControl/>
-        <w:spacing w:line="240" w:lineRule="auto" w:after="0"/>
+        <w:spacing w:line="360" w:lineRule="auto" w:before="0" w:after="200"/>
         <w:ind w:firstLine="0"/>
+        <w:jc w:val="center"/>
       </w:pPr>
       <w:r>
         <w:rPr>
-          <w:rFonts w:ascii="Times New Roman" w:hAnsi="Times New Roman"/>
+          <w:rFonts w:ascii="Times New Roman" w:hAnsi="Times New Roman" w:eastAsia="Times New Roman"/>
+          <w:b/>
+          <w:color w:val="000000"/>
           <w:sz w:val="28"/>
         </w:rPr>
-        <w:br w:type="page"/>
+        <w:t>СОДЕРЖАНИЕ</w:t>
       </w:r>
     </w:p>
     <w:p>
       <w:pPr>
-        <w:pStyle w:val="Heading1"/>
+        <w:keepNext w:val="0"/>
         <w:widowControl/>
+        <w:tabs>
+          <w:tab w:pos="9354" w:val="right" w:leader="dot"/>
+        </w:tabs>
+        <w:spacing w:line="360" w:lineRule="auto" w:before="0" w:after="100"/>
+        <w:ind w:firstLine="0"/>
         <w:jc w:val="left"/>
       </w:pPr>
       <w:r>
         <w:rPr>
-          <w:rFonts w:ascii="Times New Roman" w:hAnsi="Times New Roman"/>
+          <w:rFonts w:ascii="Times New Roman" w:hAnsi="Times New Roman" w:eastAsia="Times New Roman"/>
+          <w:b w:val="0"/>
+          <w:color w:val="000000"/>
+          <w:sz w:val="28"/>
+        </w:rPr>
+        <w:t>ВВЕДЕНИЕ</w:t>
+        <w:tab/>
+        <w:t>3</w:t>
+      </w:r>
+    </w:p>
+    <w:p>
+      <w:pPr>
+        <w:keepNext w:val="0"/>
+        <w:widowControl/>
+        <w:tabs>
+          <w:tab w:pos="9354" w:val="right" w:leader="dot"/>
+        </w:tabs>
+        <w:spacing w:line="360" w:lineRule="auto" w:before="0" w:after="100"/>
+        <w:ind w:firstLine="0"/>
+        <w:jc w:val="left"/>
+      </w:pPr>
+      <w:r>
+        <w:rPr>
+          <w:rFonts w:ascii="Times New Roman" w:hAnsi="Times New Roman" w:eastAsia="Times New Roman"/>
+          <w:b w:val="0"/>
+          <w:color w:val="000000"/>
+          <w:sz w:val="28"/>
+        </w:rPr>
+        <w:t>1 ВЫПОЛНЕНИЕ ЗАДАНИЯ</w:t>
+        <w:tab/>
+        <w:t>4</w:t>
+      </w:r>
+    </w:p>
+    <w:p>
+      <w:pPr>
+        <w:keepNext w:val="0"/>
+        <w:widowControl/>
+        <w:tabs>
+          <w:tab w:pos="9354" w:val="right" w:leader="dot"/>
+        </w:tabs>
+        <w:spacing w:line="360" w:lineRule="auto" w:before="0" w:after="100"/>
+        <w:ind w:firstLine="0"/>
+        <w:jc w:val="left"/>
+      </w:pPr>
+      <w:r>
+        <w:rPr>
+          <w:rFonts w:ascii="Times New Roman" w:hAnsi="Times New Roman" w:eastAsia="Times New Roman"/>
+          <w:b w:val="0"/>
+          <w:color w:val="000000"/>
+          <w:sz w:val="28"/>
+        </w:rPr>
+        <w:t>1.1 Вариант задания</w:t>
+        <w:tab/>
+        <w:t>4</w:t>
+      </w:r>
+    </w:p>
+    <w:p>
+      <w:pPr>
+        <w:keepNext w:val="0"/>
+        <w:widowControl/>
+        <w:tabs>
+          <w:tab w:pos="9354" w:val="right" w:leader="dot"/>
+        </w:tabs>
+        <w:spacing w:line="360" w:lineRule="auto" w:before="0" w:after="100"/>
+        <w:ind w:firstLine="0"/>
+        <w:jc w:val="left"/>
+      </w:pPr>
+      <w:r>
+        <w:rPr>
+          <w:rFonts w:ascii="Times New Roman" w:hAnsi="Times New Roman" w:eastAsia="Times New Roman"/>
+          <w:b w:val="0"/>
+          <w:color w:val="000000"/>
+          <w:sz w:val="28"/>
+        </w:rPr>
+        <w:t>1.2 Код программы</w:t>
+        <w:tab/>
+        <w:t>4</w:t>
+      </w:r>
+    </w:p>
+    <w:p>
+      <w:pPr>
+        <w:keepNext w:val="0"/>
+        <w:widowControl/>
+        <w:tabs>
+          <w:tab w:pos="9354" w:val="right" w:leader="dot"/>
+        </w:tabs>
+        <w:spacing w:line="360" w:lineRule="auto" w:before="0" w:after="100"/>
+        <w:ind w:firstLine="0"/>
+        <w:jc w:val="left"/>
+      </w:pPr>
+      <w:r>
+        <w:rPr>
+          <w:rFonts w:ascii="Times New Roman" w:hAnsi="Times New Roman" w:eastAsia="Times New Roman"/>
+          <w:b w:val="0"/>
+          <w:color w:val="000000"/>
+          <w:sz w:val="28"/>
+        </w:rPr>
+        <w:t>1.3 Результаты работы программы и их объяснение</w:t>
+        <w:tab/>
+        <w:t>6</w:t>
+      </w:r>
+    </w:p>
+    <w:p>
+      <w:pPr>
+        <w:keepNext w:val="0"/>
+        <w:widowControl/>
+        <w:tabs>
+          <w:tab w:pos="9354" w:val="right" w:leader="dot"/>
+        </w:tabs>
+        <w:spacing w:line="360" w:lineRule="auto" w:before="0" w:after="100"/>
+        <w:ind w:firstLine="0"/>
+        <w:jc w:val="left"/>
+      </w:pPr>
+      <w:r>
+        <w:rPr>
+          <w:rFonts w:ascii="Times New Roman" w:hAnsi="Times New Roman" w:eastAsia="Times New Roman"/>
+          <w:b w:val="0"/>
+          <w:color w:val="000000"/>
+          <w:sz w:val="28"/>
+        </w:rPr>
+        <w:t>ЗАКЛЮЧЕНИЕ</w:t>
+        <w:tab/>
+        <w:t>7</w:t>
+      </w:r>
+    </w:p>
+    <w:p>
+      <w:pPr>
+        <w:keepNext w:val="0"/>
+        <w:widowControl/>
+        <w:tabs>
+          <w:tab w:pos="9354" w:val="right" w:leader="dot"/>
+        </w:tabs>
+        <w:spacing w:line="360" w:lineRule="auto" w:before="0" w:after="100"/>
+        <w:ind w:firstLine="0"/>
+        <w:jc w:val="left"/>
+      </w:pPr>
+      <w:r>
+        <w:rPr>
+          <w:rFonts w:ascii="Times New Roman" w:hAnsi="Times New Roman" w:eastAsia="Times New Roman"/>
+          <w:b w:val="0"/>
+          <w:color w:val="000000"/>
+          <w:sz w:val="28"/>
+        </w:rPr>
+        <w:t>СПИСОК ИСПОЛЬЗОВАННЫХ ИСТОЧНИКОВ</w:t>
+        <w:tab/>
+        <w:t>8</w:t>
+      </w:r>
+    </w:p>
+    <w:p>
+      <w:pPr>
+        <w:keepNext w:val="0"/>
+        <w:widowControl/>
+        <w:tabs>
+          <w:tab w:pos="9354" w:val="right" w:leader="dot"/>
+        </w:tabs>
+        <w:spacing w:line="360" w:lineRule="auto" w:before="0" w:after="100"/>
+        <w:ind w:firstLine="0"/>
+        <w:jc w:val="left"/>
+      </w:pPr>
+      <w:r>
+        <w:rPr>
+          <w:rFonts w:ascii="Times New Roman" w:hAnsi="Times New Roman" w:eastAsia="Times New Roman"/>
+          <w:b w:val="0"/>
+          <w:color w:val="000000"/>
+          <w:sz w:val="28"/>
+        </w:rPr>
+        <w:t>ПРИЛОЖЕНИЕ А. Блок-схема программы</w:t>
+        <w:tab/>
+        <w:t>9</w:t>
+      </w:r>
+    </w:p>
+    <w:p>
+      <w:pPr>
+        <w:keepNext/>
+        <w:pageBreakBefore/>
+        <w:widowControl/>
+        <w:spacing w:line="360" w:lineRule="auto" w:before="0" w:after="200"/>
+        <w:ind w:firstLine="0"/>
+        <w:jc w:val="center"/>
+      </w:pPr>
+      <w:r>
+        <w:rPr>
+          <w:rFonts w:ascii="Times New Roman" w:hAnsi="Times New Roman" w:eastAsia="Times New Roman"/>
           <w:b/>
           <w:color w:val="000000"/>
           <w:sz w:val="28"/>
         </w:rPr>
-        <w:t>1. Постановка задачи</w:t>
+        <w:t>ВВЕДЕНИЕ</w:t>
       </w:r>
     </w:p>
     <w:p>
       <w:pPr>
+        <w:keepNext w:val="0"/>
         <w:widowControl/>
-        <w:spacing w:line="360" w:lineRule="auto" w:after="0"/>
+        <w:spacing w:line="360" w:lineRule="auto" w:before="0" w:after="0"/>
         <w:ind w:firstLine="709"/>
         <w:jc w:val="both"/>
       </w:pPr>
       <w:r>
         <w:rPr>
-          <w:rFonts w:ascii="Times New Roman" w:hAnsi="Times New Roman"/>
+          <w:rFonts w:ascii="Times New Roman" w:hAnsi="Times New Roman" w:eastAsia="Times New Roman"/>
+          <w:b w:val="0"/>
+          <w:color w:val="000000"/>
           <w:sz w:val="28"/>
         </w:rPr>
-        <w:t>Цель: знакомство со средой программирования, создание, отладка и выполнение простых программ, содержащих ввод/вывод информации и простейшие вычисления.</w:t>
+        <w:t>Цель работы — знакомство со средой программирования, создание, отладка и выполнение простой программы, содержащей ввод и вывод информации и простейшие вычисления.</w:t>
       </w:r>
     </w:p>
     <w:p>
       <w:pPr>
+        <w:keepNext w:val="0"/>
         <w:widowControl/>
-        <w:spacing w:line="360" w:lineRule="auto" w:after="0"/>
+        <w:spacing w:line="360" w:lineRule="auto" w:before="0" w:after="0"/>
         <w:ind w:firstLine="709"/>
         <w:jc w:val="both"/>
       </w:pPr>
       <w:r>
         <w:rPr>
-          <w:rFonts w:ascii="Times New Roman" w:hAnsi="Times New Roman"/>
+          <w:rFonts w:ascii="Times New Roman" w:hAnsi="Times New Roman" w:eastAsia="Times New Roman"/>
+          <w:b w:val="0"/>
+          <w:color w:val="000000"/>
           <w:sz w:val="28"/>
         </w:rPr>
-        <w:t>Задание 1. Вычислить значение выражения ((a+b)^3 − (a^3 + 3a^2b)) / (3ab^2 + b^3) при a = 1000, b = 0.0001 для типов float и double, используя промежуточные переменные. Сравнить и объяснить результаты.</w:t>
+        <w:t>В работе решаются две задачи: вычисление заданного выражения с использованием типов float и double и вычисление выражений с операциями инкремента и декремента. Результаты вычислений необходимо сравнить и объяснить.</w:t>
       </w:r>
     </w:p>
     <w:p>
       <w:pPr>
+        <w:keepNext w:val="0"/>
         <w:widowControl/>
-        <w:spacing w:line="360" w:lineRule="auto" w:after="0"/>
+        <w:spacing w:line="360" w:lineRule="auto" w:before="0" w:after="0"/>
         <w:ind w:firstLine="709"/>
         <w:jc w:val="both"/>
       </w:pPr>
       <w:r>
         <w:rPr>
-          <w:rFonts w:ascii="Times New Roman" w:hAnsi="Times New Roman"/>
+          <w:rFonts w:ascii="Times New Roman" w:hAnsi="Times New Roman" w:eastAsia="Times New Roman"/>
+          <w:b w:val="0"/>
+          <w:color w:val="000000"/>
           <w:sz w:val="28"/>
         </w:rPr>
-        <w:t>Задание 2. Вычислить значения выражений: 1) m+--n; 2) m++&lt;++n; 3) n--&lt;--m. Объяснить полученные результаты.</w:t>
+        <w:t>Программа написана на языке C++ в редакторе Visual Studio Code. Сборка и запуск выполнены в Linux с помощью компилятора g++. Исходный код сохранён в файле lab1.cpp, который содержит оба задания.</w:t>
       </w:r>
     </w:p>
     <w:p>
       <w:pPr>
-        <w:pStyle w:val="Heading1"/>
+        <w:keepNext/>
+        <w:pageBreakBefore/>
         <w:widowControl/>
+        <w:spacing w:line="360" w:lineRule="auto" w:before="0" w:after="200"/>
+        <w:ind w:firstLine="0"/>
+        <w:jc w:val="center"/>
+      </w:pPr>
+      <w:r>
+        <w:rPr>
+          <w:rFonts w:ascii="Times New Roman" w:hAnsi="Times New Roman" w:eastAsia="Times New Roman"/>
+          <w:b/>
+          <w:color w:val="000000"/>
+          <w:sz w:val="28"/>
+        </w:rPr>
+        <w:t>1 ВЫПОЛНЕНИЕ ЗАДАНИЯ</w:t>
+      </w:r>
+    </w:p>
+    <w:p>
+      <w:pPr>
+        <w:keepNext/>
+        <w:widowControl/>
+        <w:spacing w:line="360" w:lineRule="auto" w:before="120" w:after="200"/>
+        <w:ind w:firstLine="0"/>
         <w:jc w:val="left"/>
       </w:pPr>
       <w:r>
         <w:rPr>
-          <w:rFonts w:ascii="Times New Roman" w:hAnsi="Times New Roman"/>
+          <w:rFonts w:ascii="Times New Roman" w:hAnsi="Times New Roman" w:eastAsia="Times New Roman"/>
           <w:b/>
           <w:color w:val="000000"/>
           <w:sz w:val="28"/>
         </w:rPr>
-        <w:t>2. Блок-схема программы задания 1</w:t>
+        <w:t>1.1 Вариант задания</w:t>
       </w:r>
     </w:p>
     <w:p>
       <w:pPr>
+        <w:keepNext w:val="0"/>
         <w:widowControl/>
-        <w:spacing w:line="240" w:lineRule="auto" w:after="120"/>
+        <w:spacing w:line="360" w:lineRule="auto" w:before="0" w:after="0"/>
+        <w:ind w:firstLine="709"/>
+        <w:jc w:val="both"/>
+      </w:pPr>
+      <w:r>
+        <w:rPr>
+          <w:rFonts w:ascii="Times New Roman" w:hAnsi="Times New Roman" w:eastAsia="Times New Roman"/>
+          <w:b w:val="0"/>
+          <w:color w:val="000000"/>
+          <w:sz w:val="28"/>
+        </w:rPr>
+        <w:t>Вариант 14. Задание 1: вычислить значение выражения для типов float и double, используя промежуточные переменные:</w:t>
+      </w:r>
+    </w:p>
+    <w:p>
+      <w:pPr>
+        <w:keepNext w:val="0"/>
+        <w:widowControl/>
+        <w:spacing w:line="360" w:lineRule="auto" w:before="0" w:after="120"/>
         <w:ind w:firstLine="0"/>
         <w:jc w:val="center"/>
       </w:pPr>
       <w:r>
+        <w:rPr>
+          <w:rFonts w:ascii="Times New Roman" w:hAnsi="Times New Roman" w:eastAsia="Times New Roman"/>
+          <w:b w:val="0"/>
+          <w:color w:val="000000"/>
+          <w:sz w:val="28"/>
+        </w:rPr>
+      </w:r>
+      <m:oMath>
+        <m:f>
+          <m:num>
+            <m:r>
+              <m:t>(a + b)³ − (a³ + 3a²b)</m:t>
+            </m:r>
+          </m:num>
+          <m:den>
+            <m:r>
+              <m:t>3ab² + b³</m:t>
+            </m:r>
+          </m:den>
+        </m:f>
+      </m:oMath>
+    </w:p>
+    <w:p>
+      <w:pPr>
+        <w:keepNext w:val="0"/>
+        <w:widowControl/>
+        <w:spacing w:line="360" w:lineRule="auto" w:before="0" w:after="0"/>
+        <w:ind w:firstLine="709"/>
+        <w:jc w:val="both"/>
+      </w:pPr>
+      <w:r>
+        <w:rPr>
+          <w:rFonts w:ascii="Times New Roman" w:hAnsi="Times New Roman" w:eastAsia="Times New Roman"/>
+          <w:b w:val="0"/>
+          <w:color w:val="000000"/>
+          <w:sz w:val="28"/>
+        </w:rPr>
+        <w:t>Исходные данные: a = 1000, b = 0.0001.</w:t>
+      </w:r>
+    </w:p>
+    <w:p>
+      <w:pPr>
+        <w:keepNext w:val="0"/>
+        <w:widowControl/>
+        <w:spacing w:line="360" w:lineRule="auto" w:before="0" w:after="0"/>
+        <w:ind w:firstLine="709"/>
+        <w:jc w:val="both"/>
+      </w:pPr>
+      <w:r>
+        <w:rPr>
+          <w:rFonts w:ascii="Times New Roman" w:hAnsi="Times New Roman" w:eastAsia="Times New Roman"/>
+          <w:b w:val="0"/>
+          <w:color w:val="000000"/>
+          <w:sz w:val="28"/>
+        </w:rPr>
+        <w:t>Задание 2: вычислить выражения m + --n, m++ &lt; ++n, n-- &lt; --m. Значения m и n вводятся с клавиатуры.</w:t>
+      </w:r>
+    </w:p>
+    <w:p>
+      <w:pPr>
+        <w:keepNext/>
+        <w:widowControl/>
+        <w:spacing w:line="360" w:lineRule="auto" w:before="120" w:after="200"/>
+        <w:ind w:firstLine="0"/>
+        <w:jc w:val="left"/>
+      </w:pPr>
+      <w:r>
+        <w:rPr>
+          <w:rFonts w:ascii="Times New Roman" w:hAnsi="Times New Roman" w:eastAsia="Times New Roman"/>
+          <w:b/>
+          <w:color w:val="000000"/>
+          <w:sz w:val="28"/>
+        </w:rPr>
+        <w:t>1.2 Код программы</w:t>
+      </w:r>
+    </w:p>
+    <w:p>
+      <w:pPr>
+        <w:keepNext/>
+        <w:widowControl/>
+        <w:spacing w:line="240" w:lineRule="auto" w:before="0" w:after="60"/>
+        <w:ind w:firstLine="0"/>
+        <w:jc w:val="center"/>
+      </w:pPr>
+      <w:r>
+        <w:rPr>
+          <w:rFonts w:ascii="Times New Roman" w:hAnsi="Times New Roman" w:eastAsia="Times New Roman"/>
+          <w:b w:val="0"/>
+          <w:color w:val="000000"/>
+          <w:sz w:val="28"/>
+        </w:rPr>
+      </w:r>
+      <w:r>
         <w:drawing>
           <wp:inline xmlns:a="http://schemas.openxmlformats.org/drawingml/2006/main" xmlns:pic="http://schemas.openxmlformats.org/drawingml/2006/picture">
-            <wp:extent cx="2093690" cy="4320000"/>
+            <wp:extent cx="5760000" cy="5043402"/>
             <wp:docPr id="1" name="Picture 1"/>
             <wp:cNvGraphicFramePr>
               <a:graphicFrameLocks noChangeAspect="1"/>
@@ -300,11 +662,11 @@
               <a:graphicData uri="http://schemas.openxmlformats.org/drawingml/2006/picture">
                 <pic:pic>
                   <pic:nvPicPr>
-                    <pic:cNvPr id="0" name="flowchart_task1.png"/>
+                    <pic:cNvPr id="0" name="code1_start.png"/>
                     <pic:cNvPicPr/>
                   </pic:nvPicPr>
                   <pic:blipFill>
-                    <a:blip r:embed="rId9"/>
+                    <a:blip r:embed="rId10"/>
                     <a:stretch>
                       <a:fillRect/>
                     </a:stretch>
@@ -312,7 +674,7 @@
                   <pic:spPr>
                     <a:xfrm>
                       <a:off x="0" y="0"/>
-                      <a:ext cx="2093690" cy="4320000"/>
+                      <a:ext cx="5760000" cy="5043402"/>
                     </a:xfrm>
                     <a:prstGeom prst="rect"/>
                   </pic:spPr>
@@ -325,936 +687,61 @@
     </w:p>
     <w:p>
       <w:pPr>
-        <w:pStyle w:val="Heading1"/>
-        <w:pageBreakBefore/>
+        <w:keepNext w:val="0"/>
         <w:widowControl/>
-        <w:jc w:val="left"/>
+        <w:spacing w:line="240" w:lineRule="auto" w:before="0" w:after="160"/>
+        <w:ind w:firstLine="0"/>
+        <w:jc w:val="center"/>
       </w:pPr>
       <w:r>
         <w:rPr>
-          <w:rFonts w:ascii="Times New Roman" w:hAnsi="Times New Roman"/>
-          <w:b/>
+          <w:rFonts w:ascii="Times New Roman" w:hAnsi="Times New Roman" w:eastAsia="Times New Roman"/>
+          <w:b w:val="0"/>
           <w:color w:val="000000"/>
-          <w:sz w:val="28"/>
+          <w:sz w:val="24"/>
         </w:rPr>
-        <w:t>3. Программа решения задания 1</w:t>
+        <w:t>Рисунок 1 — Исходный код программы (начало)</w:t>
       </w:r>
     </w:p>
     <w:p>
       <w:pPr>
+        <w:keepNext/>
+        <w:pageBreakBefore/>
         <w:widowControl/>
-        <w:spacing w:after="0" w:line="240" w:lineRule="auto" w:before="0"/>
+        <w:spacing w:line="360" w:lineRule="auto" w:before="120" w:after="200"/>
         <w:ind w:firstLine="0"/>
         <w:jc w:val="left"/>
       </w:pPr>
       <w:r>
         <w:rPr>
-          <w:rFonts w:ascii="Courier New" w:hAnsi="Courier New"/>
-          <w:sz w:val="20"/>
+          <w:rFonts w:ascii="Times New Roman" w:hAnsi="Times New Roman" w:eastAsia="Times New Roman"/>
+          <w:b/>
+          <w:color w:val="000000"/>
+          <w:sz w:val="28"/>
         </w:rPr>
-        <w:t>#include &lt;iostream&gt;</w:t>
+        <w:t>1.2 Код программы (продолжение)</w:t>
       </w:r>
     </w:p>
     <w:p>
       <w:pPr>
+        <w:keepNext/>
         <w:widowControl/>
-        <w:spacing w:after="0" w:line="240" w:lineRule="auto" w:before="0"/>
-        <w:ind w:firstLine="0"/>
-        <w:jc w:val="left"/>
-      </w:pPr>
-      <w:r>
-        <w:rPr>
-          <w:rFonts w:ascii="Courier New" w:hAnsi="Courier New"/>
-          <w:sz w:val="20"/>
-        </w:rPr>
-        <w:t>#include &lt;cmath&gt;</w:t>
-      </w:r>
-    </w:p>
-    <w:p>
-      <w:pPr>
-        <w:widowControl/>
-        <w:spacing w:after="0" w:line="240" w:lineRule="auto" w:before="0"/>
-        <w:ind w:firstLine="0"/>
-        <w:jc w:val="left"/>
-      </w:pPr>
-      <w:r>
-        <w:rPr>
-          <w:rFonts w:ascii="Courier New" w:hAnsi="Courier New"/>
-          <w:sz w:val="20"/>
-        </w:rPr>
-        <w:t>#include &lt;iomanip&gt;</w:t>
-      </w:r>
-    </w:p>
-    <w:p>
-      <w:pPr>
-        <w:widowControl/>
-        <w:spacing w:after="0" w:line="240" w:lineRule="auto" w:before="0"/>
-        <w:ind w:firstLine="0"/>
-        <w:jc w:val="left"/>
-      </w:pPr>
-      <w:r>
-        <w:rPr>
-          <w:rFonts w:ascii="Courier New" w:hAnsi="Courier New"/>
-          <w:sz w:val="20"/>
-        </w:rPr>
-        <w:t>using namespace std;</w:t>
-      </w:r>
-    </w:p>
-    <w:p>
-      <w:pPr>
-        <w:widowControl/>
-        <w:spacing w:after="0" w:line="240" w:lineRule="auto" w:before="0"/>
-        <w:ind w:firstLine="0"/>
-        <w:jc w:val="left"/>
-      </w:pPr>
-      <w:r>
-        <w:rPr>
-          <w:rFonts w:ascii="Courier New" w:hAnsi="Courier New"/>
-          <w:sz w:val="20"/>
-        </w:rPr>
-        <w:t xml:space="preserve"> </w:t>
-      </w:r>
-    </w:p>
-    <w:p>
-      <w:pPr>
-        <w:widowControl/>
-        <w:spacing w:after="0" w:line="240" w:lineRule="auto" w:before="0"/>
-        <w:ind w:firstLine="0"/>
-        <w:jc w:val="left"/>
-      </w:pPr>
-      <w:r>
-        <w:rPr>
-          <w:rFonts w:ascii="Courier New" w:hAnsi="Courier New"/>
-          <w:sz w:val="20"/>
-        </w:rPr>
-        <w:t>int main()</w:t>
-      </w:r>
-    </w:p>
-    <w:p>
-      <w:pPr>
-        <w:widowControl/>
-        <w:spacing w:after="0" w:line="240" w:lineRule="auto" w:before="0"/>
-        <w:ind w:firstLine="0"/>
-        <w:jc w:val="left"/>
-      </w:pPr>
-      <w:r>
-        <w:rPr>
-          <w:rFonts w:ascii="Courier New" w:hAnsi="Courier New"/>
-          <w:sz w:val="20"/>
-        </w:rPr>
-        <w:t>{</w:t>
-      </w:r>
-    </w:p>
-    <w:p>
-      <w:pPr>
-        <w:widowControl/>
-        <w:spacing w:after="0" w:line="240" w:lineRule="auto" w:before="0"/>
-        <w:ind w:firstLine="0"/>
-        <w:jc w:val="left"/>
-      </w:pPr>
-      <w:r>
-        <w:rPr>
-          <w:rFonts w:ascii="Courier New" w:hAnsi="Courier New"/>
-          <w:sz w:val="20"/>
-        </w:rPr>
-        <w:t xml:space="preserve">    float a = 1000, b = 0.0001f;</w:t>
-      </w:r>
-    </w:p>
-    <w:p>
-      <w:pPr>
-        <w:widowControl/>
-        <w:spacing w:after="0" w:line="240" w:lineRule="auto" w:before="0"/>
-        <w:ind w:firstLine="0"/>
-        <w:jc w:val="left"/>
-      </w:pPr>
-      <w:r>
-        <w:rPr>
-          <w:rFonts w:ascii="Courier New" w:hAnsi="Courier New"/>
-          <w:sz w:val="20"/>
-        </w:rPr>
-        <w:t xml:space="preserve">    float c = pow(a + b, 3);</w:t>
-      </w:r>
-    </w:p>
-    <w:p>
-      <w:pPr>
-        <w:widowControl/>
-        <w:spacing w:after="0" w:line="240" w:lineRule="auto" w:before="0"/>
-        <w:ind w:firstLine="0"/>
-        <w:jc w:val="left"/>
-      </w:pPr>
-      <w:r>
-        <w:rPr>
-          <w:rFonts w:ascii="Courier New" w:hAnsi="Courier New"/>
-          <w:sz w:val="20"/>
-        </w:rPr>
-        <w:t xml:space="preserve">    float d = pow(a, 3);</w:t>
-      </w:r>
-    </w:p>
-    <w:p>
-      <w:pPr>
-        <w:widowControl/>
-        <w:spacing w:after="0" w:line="240" w:lineRule="auto" w:before="0"/>
-        <w:ind w:firstLine="0"/>
-        <w:jc w:val="left"/>
-      </w:pPr>
-      <w:r>
-        <w:rPr>
-          <w:rFonts w:ascii="Courier New" w:hAnsi="Courier New"/>
-          <w:sz w:val="20"/>
-        </w:rPr>
-        <w:t xml:space="preserve">    float e = 3 * a * a * b;</w:t>
-      </w:r>
-    </w:p>
-    <w:p>
-      <w:pPr>
-        <w:widowControl/>
-        <w:spacing w:after="0" w:line="240" w:lineRule="auto" w:before="0"/>
-        <w:ind w:firstLine="0"/>
-        <w:jc w:val="left"/>
-      </w:pPr>
-      <w:r>
-        <w:rPr>
-          <w:rFonts w:ascii="Courier New" w:hAnsi="Courier New"/>
-          <w:sz w:val="20"/>
-        </w:rPr>
-        <w:t xml:space="preserve">    float f = 3 * a * b * b;</w:t>
-      </w:r>
-    </w:p>
-    <w:p>
-      <w:pPr>
-        <w:widowControl/>
-        <w:spacing w:after="0" w:line="240" w:lineRule="auto" w:before="0"/>
-        <w:ind w:firstLine="0"/>
-        <w:jc w:val="left"/>
-      </w:pPr>
-      <w:r>
-        <w:rPr>
-          <w:rFonts w:ascii="Courier New" w:hAnsi="Courier New"/>
-          <w:sz w:val="20"/>
-        </w:rPr>
-        <w:t xml:space="preserve">    float g = pow(b, 3);</w:t>
-      </w:r>
-    </w:p>
-    <w:p>
-      <w:pPr>
-        <w:widowControl/>
-        <w:spacing w:after="0" w:line="240" w:lineRule="auto" w:before="0"/>
-        <w:ind w:firstLine="0"/>
-        <w:jc w:val="left"/>
-      </w:pPr>
-      <w:r>
-        <w:rPr>
-          <w:rFonts w:ascii="Courier New" w:hAnsi="Courier New"/>
-          <w:sz w:val="20"/>
-        </w:rPr>
-        <w:t xml:space="preserve">    float numf = c - (d + e);</w:t>
-      </w:r>
-    </w:p>
-    <w:p>
-      <w:pPr>
-        <w:widowControl/>
-        <w:spacing w:after="0" w:line="240" w:lineRule="auto" w:before="0"/>
-        <w:ind w:firstLine="0"/>
-        <w:jc w:val="left"/>
-      </w:pPr>
-      <w:r>
-        <w:rPr>
-          <w:rFonts w:ascii="Courier New" w:hAnsi="Courier New"/>
-          <w:sz w:val="20"/>
-        </w:rPr>
-        <w:t xml:space="preserve">    float denf = f + g;</w:t>
-      </w:r>
-    </w:p>
-    <w:p>
-      <w:pPr>
-        <w:widowControl/>
-        <w:spacing w:after="0" w:line="240" w:lineRule="auto" w:before="0"/>
-        <w:ind w:firstLine="0"/>
-        <w:jc w:val="left"/>
-      </w:pPr>
-      <w:r>
-        <w:rPr>
-          <w:rFonts w:ascii="Courier New" w:hAnsi="Courier New"/>
-          <w:sz w:val="20"/>
-        </w:rPr>
-        <w:t xml:space="preserve">    float resf = numf / denf;</w:t>
-      </w:r>
-    </w:p>
-    <w:p>
-      <w:pPr>
-        <w:widowControl/>
-        <w:spacing w:after="0" w:line="240" w:lineRule="auto" w:before="0"/>
-        <w:ind w:firstLine="0"/>
-        <w:jc w:val="left"/>
-      </w:pPr>
-      <w:r>
-        <w:rPr>
-          <w:rFonts w:ascii="Courier New" w:hAnsi="Courier New"/>
-          <w:sz w:val="20"/>
-        </w:rPr>
-        <w:t xml:space="preserve"> </w:t>
-      </w:r>
-    </w:p>
-    <w:p>
-      <w:pPr>
-        <w:widowControl/>
-        <w:spacing w:after="0" w:line="240" w:lineRule="auto" w:before="0"/>
-        <w:ind w:firstLine="0"/>
-        <w:jc w:val="left"/>
-      </w:pPr>
-      <w:r>
-        <w:rPr>
-          <w:rFonts w:ascii="Courier New" w:hAnsi="Courier New"/>
-          <w:sz w:val="20"/>
-        </w:rPr>
-        <w:t xml:space="preserve">    double a2 = 1000, b2 = 0.0001;</w:t>
-      </w:r>
-    </w:p>
-    <w:p>
-      <w:pPr>
-        <w:widowControl/>
-        <w:spacing w:after="0" w:line="240" w:lineRule="auto" w:before="0"/>
-        <w:ind w:firstLine="0"/>
-        <w:jc w:val="left"/>
-      </w:pPr>
-      <w:r>
-        <w:rPr>
-          <w:rFonts w:ascii="Courier New" w:hAnsi="Courier New"/>
-          <w:sz w:val="20"/>
-        </w:rPr>
-        <w:t xml:space="preserve">    double c2 = pow(a2 + b2, 3);</w:t>
-      </w:r>
-    </w:p>
-    <w:p>
-      <w:pPr>
-        <w:widowControl/>
-        <w:spacing w:after="0" w:line="240" w:lineRule="auto" w:before="0"/>
-        <w:ind w:firstLine="0"/>
-        <w:jc w:val="left"/>
-      </w:pPr>
-      <w:r>
-        <w:rPr>
-          <w:rFonts w:ascii="Courier New" w:hAnsi="Courier New"/>
-          <w:sz w:val="20"/>
-        </w:rPr>
-        <w:t xml:space="preserve">    double d2 = pow(a2, 3);</w:t>
-      </w:r>
-    </w:p>
-    <w:p>
-      <w:pPr>
-        <w:widowControl/>
-        <w:spacing w:after="0" w:line="240" w:lineRule="auto" w:before="0"/>
-        <w:ind w:firstLine="0"/>
-        <w:jc w:val="left"/>
-      </w:pPr>
-      <w:r>
-        <w:rPr>
-          <w:rFonts w:ascii="Courier New" w:hAnsi="Courier New"/>
-          <w:sz w:val="20"/>
-        </w:rPr>
-        <w:t xml:space="preserve">    double e2 = 3 * a2 * a2 * b2;</w:t>
-      </w:r>
-    </w:p>
-    <w:p>
-      <w:pPr>
-        <w:widowControl/>
-        <w:spacing w:after="0" w:line="240" w:lineRule="auto" w:before="0"/>
-        <w:ind w:firstLine="0"/>
-        <w:jc w:val="left"/>
-      </w:pPr>
-      <w:r>
-        <w:rPr>
-          <w:rFonts w:ascii="Courier New" w:hAnsi="Courier New"/>
-          <w:sz w:val="20"/>
-        </w:rPr>
-        <w:t xml:space="preserve">    double f2 = 3 * a2 * b2 * b2;</w:t>
-      </w:r>
-    </w:p>
-    <w:p>
-      <w:pPr>
-        <w:widowControl/>
-        <w:spacing w:after="0" w:line="240" w:lineRule="auto" w:before="0"/>
-        <w:ind w:firstLine="0"/>
-        <w:jc w:val="left"/>
-      </w:pPr>
-      <w:r>
-        <w:rPr>
-          <w:rFonts w:ascii="Courier New" w:hAnsi="Courier New"/>
-          <w:sz w:val="20"/>
-        </w:rPr>
-        <w:t xml:space="preserve">    double g2 = pow(b2, 3);</w:t>
-      </w:r>
-    </w:p>
-    <w:p>
-      <w:pPr>
-        <w:widowControl/>
-        <w:spacing w:after="0" w:line="240" w:lineRule="auto" w:before="0"/>
-        <w:ind w:firstLine="0"/>
-        <w:jc w:val="left"/>
-      </w:pPr>
-      <w:r>
-        <w:rPr>
-          <w:rFonts w:ascii="Courier New" w:hAnsi="Courier New"/>
-          <w:sz w:val="20"/>
-        </w:rPr>
-        <w:t xml:space="preserve">    double numd = c2 - (d2 + e2);</w:t>
-      </w:r>
-    </w:p>
-    <w:p>
-      <w:pPr>
-        <w:widowControl/>
-        <w:spacing w:after="0" w:line="240" w:lineRule="auto" w:before="0"/>
-        <w:ind w:firstLine="0"/>
-        <w:jc w:val="left"/>
-      </w:pPr>
-      <w:r>
-        <w:rPr>
-          <w:rFonts w:ascii="Courier New" w:hAnsi="Courier New"/>
-          <w:sz w:val="20"/>
-        </w:rPr>
-        <w:t xml:space="preserve">    double dend = f2 + g2;</w:t>
-      </w:r>
-    </w:p>
-    <w:p>
-      <w:pPr>
-        <w:widowControl/>
-        <w:spacing w:after="0" w:line="240" w:lineRule="auto" w:before="0"/>
-        <w:ind w:firstLine="0"/>
-        <w:jc w:val="left"/>
-      </w:pPr>
-      <w:r>
-        <w:rPr>
-          <w:rFonts w:ascii="Courier New" w:hAnsi="Courier New"/>
-          <w:sz w:val="20"/>
-        </w:rPr>
-        <w:t xml:space="preserve">    double resd = numd / dend;</w:t>
-      </w:r>
-    </w:p>
-    <w:p>
-      <w:pPr>
-        <w:widowControl/>
-        <w:spacing w:after="0" w:line="240" w:lineRule="auto" w:before="0"/>
-        <w:ind w:firstLine="0"/>
-        <w:jc w:val="left"/>
-      </w:pPr>
-      <w:r>
-        <w:rPr>
-          <w:rFonts w:ascii="Courier New" w:hAnsi="Courier New"/>
-          <w:sz w:val="20"/>
-        </w:rPr>
-        <w:t xml:space="preserve"> </w:t>
-      </w:r>
-    </w:p>
-    <w:p>
-      <w:pPr>
-        <w:widowControl/>
-        <w:spacing w:after="0" w:line="240" w:lineRule="auto" w:before="0"/>
-        <w:ind w:firstLine="0"/>
-        <w:jc w:val="left"/>
-      </w:pPr>
-      <w:r>
-        <w:rPr>
-          <w:rFonts w:ascii="Courier New" w:hAnsi="Courier New"/>
-          <w:sz w:val="20"/>
-        </w:rPr>
-        <w:t xml:space="preserve">    cout &lt;&lt; setprecision(10);</w:t>
-      </w:r>
-    </w:p>
-    <w:p>
-      <w:pPr>
-        <w:widowControl/>
-        <w:spacing w:after="0" w:line="240" w:lineRule="auto" w:before="0"/>
-        <w:ind w:firstLine="0"/>
-        <w:jc w:val="left"/>
-      </w:pPr>
-      <w:r>
-        <w:rPr>
-          <w:rFonts w:ascii="Courier New" w:hAnsi="Courier New"/>
-          <w:sz w:val="20"/>
-        </w:rPr>
-        <w:t xml:space="preserve">    cout &lt;&lt; "float:" &lt;&lt; endl;</w:t>
-      </w:r>
-    </w:p>
-    <w:p>
-      <w:pPr>
-        <w:widowControl/>
-        <w:spacing w:after="0" w:line="240" w:lineRule="auto" w:before="0"/>
-        <w:ind w:firstLine="0"/>
-        <w:jc w:val="left"/>
-      </w:pPr>
-      <w:r>
-        <w:rPr>
-          <w:rFonts w:ascii="Courier New" w:hAnsi="Courier New"/>
-          <w:sz w:val="20"/>
-        </w:rPr>
-        <w:t xml:space="preserve">    cout &lt;&lt; "(a+b)^3 = " &lt;&lt; c &lt;&lt; endl;</w:t>
-      </w:r>
-    </w:p>
-    <w:p>
-      <w:pPr>
-        <w:widowControl/>
-        <w:spacing w:after="0" w:line="240" w:lineRule="auto" w:before="0"/>
-        <w:ind w:firstLine="0"/>
-        <w:jc w:val="left"/>
-      </w:pPr>
-      <w:r>
-        <w:rPr>
-          <w:rFonts w:ascii="Courier New" w:hAnsi="Courier New"/>
-          <w:sz w:val="20"/>
-        </w:rPr>
-        <w:t xml:space="preserve">    cout &lt;&lt; "a^3 + 3a^2b = " &lt;&lt; d + e &lt;&lt; endl;</w:t>
-      </w:r>
-    </w:p>
-    <w:p>
-      <w:pPr>
-        <w:widowControl/>
-        <w:spacing w:after="0" w:line="240" w:lineRule="auto" w:before="0"/>
-        <w:ind w:firstLine="0"/>
-        <w:jc w:val="left"/>
-      </w:pPr>
-      <w:r>
-        <w:rPr>
-          <w:rFonts w:ascii="Courier New" w:hAnsi="Courier New"/>
-          <w:sz w:val="20"/>
-        </w:rPr>
-        <w:t xml:space="preserve">    cout &lt;&lt; "numerator = " &lt;&lt; numf &lt;&lt; endl;</w:t>
-      </w:r>
-    </w:p>
-    <w:p>
-      <w:pPr>
-        <w:widowControl/>
-        <w:spacing w:after="0" w:line="240" w:lineRule="auto" w:before="0"/>
-        <w:ind w:firstLine="0"/>
-        <w:jc w:val="left"/>
-      </w:pPr>
-      <w:r>
-        <w:rPr>
-          <w:rFonts w:ascii="Courier New" w:hAnsi="Courier New"/>
-          <w:sz w:val="20"/>
-        </w:rPr>
-        <w:t xml:space="preserve">    cout &lt;&lt; "denominator = " &lt;&lt; denf &lt;&lt; endl;</w:t>
-      </w:r>
-    </w:p>
-    <w:p>
-      <w:pPr>
-        <w:widowControl/>
-        <w:spacing w:after="0" w:line="240" w:lineRule="auto" w:before="0"/>
-        <w:ind w:firstLine="0"/>
-        <w:jc w:val="left"/>
-      </w:pPr>
-      <w:r>
-        <w:rPr>
-          <w:rFonts w:ascii="Courier New" w:hAnsi="Courier New"/>
-          <w:sz w:val="20"/>
-        </w:rPr>
-        <w:t xml:space="preserve">    cout &lt;&lt; "result = " &lt;&lt; resf &lt;&lt; endl &lt;&lt; endl;</w:t>
-      </w:r>
-    </w:p>
-    <w:p>
-      <w:pPr>
-        <w:widowControl/>
-        <w:spacing w:after="0" w:line="240" w:lineRule="auto" w:before="0"/>
-        <w:ind w:firstLine="0"/>
-        <w:jc w:val="left"/>
-      </w:pPr>
-      <w:r>
-        <w:rPr>
-          <w:rFonts w:ascii="Courier New" w:hAnsi="Courier New"/>
-          <w:sz w:val="20"/>
-        </w:rPr>
-        <w:t xml:space="preserve"> </w:t>
-      </w:r>
-    </w:p>
-    <w:p>
-      <w:pPr>
-        <w:widowControl/>
-        <w:spacing w:after="0" w:line="240" w:lineRule="auto" w:before="0"/>
-        <w:ind w:firstLine="0"/>
-        <w:jc w:val="left"/>
-      </w:pPr>
-      <w:r>
-        <w:rPr>
-          <w:rFonts w:ascii="Courier New" w:hAnsi="Courier New"/>
-          <w:sz w:val="20"/>
-        </w:rPr>
-        <w:t xml:space="preserve">    cout &lt;&lt; "double:" &lt;&lt; endl;</w:t>
-      </w:r>
-    </w:p>
-    <w:p>
-      <w:pPr>
-        <w:widowControl/>
-        <w:spacing w:after="0" w:line="240" w:lineRule="auto" w:before="0"/>
-        <w:ind w:firstLine="0"/>
-        <w:jc w:val="left"/>
-      </w:pPr>
-      <w:r>
-        <w:rPr>
-          <w:rFonts w:ascii="Courier New" w:hAnsi="Courier New"/>
-          <w:sz w:val="20"/>
-        </w:rPr>
-        <w:t xml:space="preserve">    cout &lt;&lt; "(a+b)^3 = " &lt;&lt; c2 &lt;&lt; endl;</w:t>
-      </w:r>
-    </w:p>
-    <w:p>
-      <w:pPr>
-        <w:widowControl/>
-        <w:spacing w:after="0" w:line="240" w:lineRule="auto" w:before="0"/>
-        <w:ind w:firstLine="0"/>
-        <w:jc w:val="left"/>
-      </w:pPr>
-      <w:r>
-        <w:rPr>
-          <w:rFonts w:ascii="Courier New" w:hAnsi="Courier New"/>
-          <w:sz w:val="20"/>
-        </w:rPr>
-        <w:t xml:space="preserve">    cout &lt;&lt; "a^3 + 3a^2b = " &lt;&lt; d2 + e2 &lt;&lt; endl;</w:t>
-      </w:r>
-    </w:p>
-    <w:p>
-      <w:pPr>
-        <w:widowControl/>
-        <w:spacing w:after="0" w:line="240" w:lineRule="auto" w:before="0"/>
-        <w:ind w:firstLine="0"/>
-        <w:jc w:val="left"/>
-      </w:pPr>
-      <w:r>
-        <w:rPr>
-          <w:rFonts w:ascii="Courier New" w:hAnsi="Courier New"/>
-          <w:sz w:val="20"/>
-        </w:rPr>
-        <w:t xml:space="preserve">    cout &lt;&lt; "numerator = " &lt;&lt; numd &lt;&lt; endl;</w:t>
-      </w:r>
-    </w:p>
-    <w:p>
-      <w:pPr>
-        <w:widowControl/>
-        <w:spacing w:after="0" w:line="240" w:lineRule="auto" w:before="0"/>
-        <w:ind w:firstLine="0"/>
-        <w:jc w:val="left"/>
-      </w:pPr>
-      <w:r>
-        <w:rPr>
-          <w:rFonts w:ascii="Courier New" w:hAnsi="Courier New"/>
-          <w:sz w:val="20"/>
-        </w:rPr>
-        <w:t xml:space="preserve">    cout &lt;&lt; "denominator = " &lt;&lt; dend &lt;&lt; endl;</w:t>
-      </w:r>
-    </w:p>
-    <w:p>
-      <w:pPr>
-        <w:widowControl/>
-        <w:spacing w:after="0" w:line="240" w:lineRule="auto" w:before="0"/>
-        <w:ind w:firstLine="0"/>
-        <w:jc w:val="left"/>
-      </w:pPr>
-      <w:r>
-        <w:rPr>
-          <w:rFonts w:ascii="Courier New" w:hAnsi="Courier New"/>
-          <w:sz w:val="20"/>
-        </w:rPr>
-        <w:t xml:space="preserve">    cout &lt;&lt; "result = " &lt;&lt; resd &lt;&lt; endl;</w:t>
-      </w:r>
-    </w:p>
-    <w:p>
-      <w:pPr>
-        <w:widowControl/>
-        <w:spacing w:after="0" w:line="240" w:lineRule="auto" w:before="0"/>
-        <w:ind w:firstLine="0"/>
-        <w:jc w:val="left"/>
-      </w:pPr>
-      <w:r>
-        <w:rPr>
-          <w:rFonts w:ascii="Courier New" w:hAnsi="Courier New"/>
-          <w:sz w:val="20"/>
-        </w:rPr>
-        <w:t xml:space="preserve">    return 0;</w:t>
-      </w:r>
-    </w:p>
-    <w:p>
-      <w:pPr>
-        <w:widowControl/>
-        <w:spacing w:after="0" w:line="240" w:lineRule="auto" w:before="0"/>
-        <w:ind w:firstLine="0"/>
-        <w:jc w:val="left"/>
-      </w:pPr>
-      <w:r>
-        <w:rPr>
-          <w:rFonts w:ascii="Courier New" w:hAnsi="Courier New"/>
-          <w:sz w:val="20"/>
-        </w:rPr>
-        <w:t>}</w:t>
-      </w:r>
-    </w:p>
-    <w:p>
-      <w:pPr>
-        <w:pStyle w:val="Heading1"/>
-        <w:pageBreakBefore/>
-        <w:widowControl/>
-        <w:jc w:val="left"/>
-      </w:pPr>
-      <w:r>
-        <w:rPr>
-          <w:rFonts w:ascii="Times New Roman" w:hAnsi="Times New Roman"/>
-          <w:b/>
-          <w:color w:val="000000"/>
-          <w:sz w:val="28"/>
-        </w:rPr>
-        <w:t>4. Результаты работы программы (float и double)</w:t>
-      </w:r>
-    </w:p>
-    <w:p>
-      <w:pPr>
-        <w:widowControl/>
-        <w:spacing w:after="0" w:line="240" w:lineRule="auto" w:before="0"/>
-        <w:ind w:firstLine="0"/>
-        <w:jc w:val="left"/>
-      </w:pPr>
-      <w:r>
-        <w:rPr>
-          <w:rFonts w:ascii="Courier New" w:hAnsi="Courier New"/>
-          <w:sz w:val="20"/>
-        </w:rPr>
-        <w:t>float:</w:t>
-      </w:r>
-    </w:p>
-    <w:p>
-      <w:pPr>
-        <w:widowControl/>
-        <w:spacing w:after="0" w:line="240" w:lineRule="auto" w:before="0"/>
-        <w:ind w:firstLine="0"/>
-        <w:jc w:val="left"/>
-      </w:pPr>
-      <w:r>
-        <w:rPr>
-          <w:rFonts w:ascii="Courier New" w:hAnsi="Courier New"/>
-          <w:sz w:val="20"/>
-        </w:rPr>
-        <w:t>(a+b)^3 = 1000000384</w:t>
-      </w:r>
-    </w:p>
-    <w:p>
-      <w:pPr>
-        <w:widowControl/>
-        <w:spacing w:after="0" w:line="240" w:lineRule="auto" w:before="0"/>
-        <w:ind w:firstLine="0"/>
-        <w:jc w:val="left"/>
-      </w:pPr>
-      <w:r>
-        <w:rPr>
-          <w:rFonts w:ascii="Courier New" w:hAnsi="Courier New"/>
-          <w:sz w:val="20"/>
-        </w:rPr>
-        <w:t>a^3 + 3a^2b = 1000000320</w:t>
-      </w:r>
-    </w:p>
-    <w:p>
-      <w:pPr>
-        <w:widowControl/>
-        <w:spacing w:after="0" w:line="240" w:lineRule="auto" w:before="0"/>
-        <w:ind w:firstLine="0"/>
-        <w:jc w:val="left"/>
-      </w:pPr>
-      <w:r>
-        <w:rPr>
-          <w:rFonts w:ascii="Courier New" w:hAnsi="Courier New"/>
-          <w:sz w:val="20"/>
-        </w:rPr>
-        <w:t>numerator = 64</w:t>
-      </w:r>
-    </w:p>
-    <w:p>
-      <w:pPr>
-        <w:widowControl/>
-        <w:spacing w:after="0" w:line="240" w:lineRule="auto" w:before="0"/>
-        <w:ind w:firstLine="0"/>
-        <w:jc w:val="left"/>
-      </w:pPr>
-      <w:r>
-        <w:rPr>
-          <w:rFonts w:ascii="Courier New" w:hAnsi="Courier New"/>
-          <w:sz w:val="20"/>
-        </w:rPr>
-        <w:t>denominator = 2.999999924e-05</w:t>
-      </w:r>
-    </w:p>
-    <w:p>
-      <w:pPr>
-        <w:widowControl/>
-        <w:spacing w:after="0" w:line="240" w:lineRule="auto" w:before="0"/>
-        <w:ind w:firstLine="0"/>
-        <w:jc w:val="left"/>
-      </w:pPr>
-      <w:r>
-        <w:rPr>
-          <w:rFonts w:ascii="Courier New" w:hAnsi="Courier New"/>
-          <w:sz w:val="20"/>
-        </w:rPr>
-        <w:t>result = 2133333.5</w:t>
-      </w:r>
-    </w:p>
-    <w:p>
-      <w:pPr>
-        <w:widowControl/>
-        <w:spacing w:after="0" w:line="240" w:lineRule="auto" w:before="0"/>
-        <w:ind w:firstLine="0"/>
-        <w:jc w:val="left"/>
-      </w:pPr>
-      <w:r>
-        <w:rPr>
-          <w:rFonts w:ascii="Courier New" w:hAnsi="Courier New"/>
-          <w:sz w:val="20"/>
-        </w:rPr>
-      </w:r>
-    </w:p>
-    <w:p>
-      <w:pPr>
-        <w:widowControl/>
-        <w:spacing w:after="0" w:line="240" w:lineRule="auto" w:before="0"/>
-        <w:ind w:firstLine="0"/>
-        <w:jc w:val="left"/>
-      </w:pPr>
-      <w:r>
-        <w:rPr>
-          <w:rFonts w:ascii="Courier New" w:hAnsi="Courier New"/>
-          <w:sz w:val="20"/>
-        </w:rPr>
-        <w:t>double:</w:t>
-      </w:r>
-    </w:p>
-    <w:p>
-      <w:pPr>
-        <w:widowControl/>
-        <w:spacing w:after="0" w:line="240" w:lineRule="auto" w:before="0"/>
-        <w:ind w:firstLine="0"/>
-        <w:jc w:val="left"/>
-      </w:pPr>
-      <w:r>
-        <w:rPr>
-          <w:rFonts w:ascii="Courier New" w:hAnsi="Courier New"/>
-          <w:sz w:val="20"/>
-        </w:rPr>
-        <w:t>(a+b)^3 = 1000000300</w:t>
-      </w:r>
-    </w:p>
-    <w:p>
-      <w:pPr>
-        <w:widowControl/>
-        <w:spacing w:after="0" w:line="240" w:lineRule="auto" w:before="0"/>
-        <w:ind w:firstLine="0"/>
-        <w:jc w:val="left"/>
-      </w:pPr>
-      <w:r>
-        <w:rPr>
-          <w:rFonts w:ascii="Courier New" w:hAnsi="Courier New"/>
-          <w:sz w:val="20"/>
-        </w:rPr>
-        <w:t>a^3 + 3a^2b = 1000000300</w:t>
-      </w:r>
-    </w:p>
-    <w:p>
-      <w:pPr>
-        <w:widowControl/>
-        <w:spacing w:after="0" w:line="240" w:lineRule="auto" w:before="0"/>
-        <w:ind w:firstLine="0"/>
-        <w:jc w:val="left"/>
-      </w:pPr>
-      <w:r>
-        <w:rPr>
-          <w:rFonts w:ascii="Courier New" w:hAnsi="Courier New"/>
-          <w:sz w:val="20"/>
-        </w:rPr>
-        <w:t>numerator = 2.992153168e-05</w:t>
-      </w:r>
-    </w:p>
-    <w:p>
-      <w:pPr>
-        <w:widowControl/>
-        <w:spacing w:after="0" w:line="240" w:lineRule="auto" w:before="0"/>
-        <w:ind w:firstLine="0"/>
-        <w:jc w:val="left"/>
-      </w:pPr>
-      <w:r>
-        <w:rPr>
-          <w:rFonts w:ascii="Courier New" w:hAnsi="Courier New"/>
-          <w:sz w:val="20"/>
-        </w:rPr>
-        <w:t>denominator = 3.0000001e-05</w:t>
-      </w:r>
-    </w:p>
-    <w:p>
-      <w:pPr>
-        <w:widowControl/>
-        <w:spacing w:after="0" w:line="240" w:lineRule="auto" w:before="0"/>
-        <w:ind w:firstLine="0"/>
-        <w:jc w:val="left"/>
-      </w:pPr>
-      <w:r>
-        <w:rPr>
-          <w:rFonts w:ascii="Courier New" w:hAnsi="Courier New"/>
-          <w:sz w:val="20"/>
-        </w:rPr>
-        <w:t>result = 0.997384356</w:t>
-      </w:r>
-    </w:p>
-    <w:p>
-      <w:pPr>
-        <w:pStyle w:val="Heading1"/>
-        <w:widowControl/>
-        <w:jc w:val="left"/>
-      </w:pPr>
-      <w:r>
-        <w:rPr>
-          <w:rFonts w:ascii="Times New Roman" w:hAnsi="Times New Roman"/>
-          <w:b/>
-          <w:color w:val="000000"/>
-          <w:sz w:val="28"/>
-        </w:rPr>
-        <w:t>5. Объяснение результатов</w:t>
-      </w:r>
-    </w:p>
-    <w:p>
-      <w:pPr>
-        <w:widowControl/>
-        <w:spacing w:line="360" w:lineRule="auto" w:after="0"/>
-        <w:ind w:firstLine="709"/>
-        <w:jc w:val="both"/>
-      </w:pPr>
-      <w:r>
-        <w:rPr>
-          <w:rFonts w:ascii="Times New Roman" w:hAnsi="Times New Roman"/>
-          <w:sz w:val="28"/>
-        </w:rPr>
-        <w:t>Точное значение выражения равно 1, так как числитель (a+b)^3 − a^3 − 3a^2b = 3ab^2 + b^3, т. е. совпадает со знаменателем. Тип float хранит около 7 значащих десятичных цифр, а величина (a+b)^3 ≈ 10^9, поэтому вклад слагаемых порядка 10^-5 полностью теряется, а при вычитании близких больших чисел остаётся только ошибка округления (64 вместо 3·10^-5). В результате получено значение около 2·10^6, не имеющее смысла. Тип double хранит 15–16 значащих цифр, поэтому ошибка значительно меньше и результат (≈0.997) близок к точному значению 1. Оставшаяся погрешность также объясняется вычитанием близких по величине чисел.</w:t>
-      </w:r>
-    </w:p>
-    <w:p>
-      <w:pPr>
-        <w:pStyle w:val="Heading1"/>
-        <w:pageBreakBefore/>
-        <w:widowControl/>
-        <w:jc w:val="left"/>
-      </w:pPr>
-      <w:r>
-        <w:rPr>
-          <w:rFonts w:ascii="Times New Roman" w:hAnsi="Times New Roman"/>
-          <w:b/>
-          <w:color w:val="000000"/>
-          <w:sz w:val="28"/>
-        </w:rPr>
-        <w:t>6. Блок-схема программы задания 2</w:t>
-      </w:r>
-    </w:p>
-    <w:p>
-      <w:pPr>
-        <w:widowControl/>
-        <w:spacing w:line="240" w:lineRule="auto" w:after="120"/>
+        <w:spacing w:line="240" w:lineRule="auto" w:before="0" w:after="60"/>
         <w:ind w:firstLine="0"/>
         <w:jc w:val="center"/>
       </w:pPr>
       <w:r>
+        <w:rPr>
+          <w:rFonts w:ascii="Times New Roman" w:hAnsi="Times New Roman" w:eastAsia="Times New Roman"/>
+          <w:b w:val="0"/>
+          <w:color w:val="000000"/>
+          <w:sz w:val="28"/>
+        </w:rPr>
+      </w:r>
+      <w:r>
         <w:drawing>
           <wp:inline xmlns:a="http://schemas.openxmlformats.org/drawingml/2006/main" xmlns:pic="http://schemas.openxmlformats.org/drawingml/2006/picture">
-            <wp:extent cx="1800000" cy="5331463"/>
+            <wp:extent cx="5760000" cy="3954898"/>
             <wp:docPr id="2" name="Picture 2"/>
             <wp:cNvGraphicFramePr>
               <a:graphicFrameLocks noChangeAspect="1"/>
@@ -1263,11 +750,11 @@
               <a:graphicData uri="http://schemas.openxmlformats.org/drawingml/2006/picture">
                 <pic:pic>
                   <pic:nvPicPr>
-                    <pic:cNvPr id="0" name="flowchart_task2.png"/>
+                    <pic:cNvPr id="0" name="code1_end.png"/>
                     <pic:cNvPicPr/>
                   </pic:nvPicPr>
                   <pic:blipFill>
-                    <a:blip r:embed="rId10"/>
+                    <a:blip r:embed="rId11"/>
                     <a:stretch>
                       <a:fillRect/>
                     </a:stretch>
@@ -1275,7 +762,7 @@
                   <pic:spPr>
                     <a:xfrm>
                       <a:off x="0" y="0"/>
-                      <a:ext cx="1800000" cy="5331463"/>
+                      <a:ext cx="5760000" cy="3954898"/>
                     </a:xfrm>
                     <a:prstGeom prst="rect"/>
                   </pic:spPr>
@@ -1288,462 +775,438 @@
     </w:p>
     <w:p>
       <w:pPr>
-        <w:pStyle w:val="Heading1"/>
-        <w:pageBreakBefore/>
+        <w:keepNext w:val="0"/>
         <w:widowControl/>
-        <w:jc w:val="left"/>
+        <w:spacing w:line="240" w:lineRule="auto" w:before="0" w:after="160"/>
+        <w:ind w:firstLine="0"/>
+        <w:jc w:val="center"/>
       </w:pPr>
       <w:r>
         <w:rPr>
-          <w:rFonts w:ascii="Times New Roman" w:hAnsi="Times New Roman"/>
-          <w:b/>
+          <w:rFonts w:ascii="Times New Roman" w:hAnsi="Times New Roman" w:eastAsia="Times New Roman"/>
+          <w:b w:val="0"/>
           <w:color w:val="000000"/>
-          <w:sz w:val="28"/>
+          <w:sz w:val="24"/>
         </w:rPr>
-        <w:t>7. Программа решения задания 2</w:t>
+        <w:t>Рисунок 2 — Исходный код программы (окончание)</w:t>
       </w:r>
     </w:p>
     <w:p>
       <w:pPr>
+        <w:keepNext w:val="0"/>
         <w:widowControl/>
-        <w:spacing w:after="0" w:line="240" w:lineRule="auto" w:before="0"/>
+        <w:spacing w:line="360" w:lineRule="auto" w:before="0" w:after="0"/>
+        <w:ind w:firstLine="709"/>
+        <w:jc w:val="both"/>
+      </w:pPr>
+      <w:r>
+        <w:rPr>
+          <w:rFonts w:ascii="Times New Roman" w:hAnsi="Times New Roman" w:eastAsia="Times New Roman"/>
+          <w:b w:val="0"/>
+          <w:color w:val="000000"/>
+          <w:sz w:val="28"/>
+        </w:rPr>
+        <w:t>Библиотека iostream обеспечивает ввод и вывод данных, cmath — функцию pow для возведения в степень, iomanip — управление точностью вывода с помощью setprecision.</w:t>
+      </w:r>
+    </w:p>
+    <w:p>
+      <w:pPr>
+        <w:keepNext w:val="0"/>
+        <w:widowControl/>
+        <w:spacing w:line="360" w:lineRule="auto" w:before="0" w:after="0"/>
+        <w:ind w:firstLine="709"/>
+        <w:jc w:val="both"/>
+      </w:pPr>
+      <w:r>
+        <w:rPr>
+          <w:rFonts w:ascii="Times New Roman" w:hAnsi="Times New Roman" w:eastAsia="Times New Roman"/>
+          <w:b w:val="0"/>
+          <w:color w:val="000000"/>
+          <w:sz w:val="28"/>
+        </w:rPr>
+        <w:t>Переменные c, d, e, f, g хранят промежуточные результаты для типа float. Затем вычисляются числитель numf, знаменатель denf и результат resf. Аналогичные вычисления выполняются для типа double.</w:t>
+      </w:r>
+    </w:p>
+    <w:p>
+      <w:pPr>
+        <w:keepNext w:val="0"/>
+        <w:widowControl/>
+        <w:spacing w:line="360" w:lineRule="auto" w:before="0" w:after="0"/>
+        <w:ind w:firstLine="709"/>
+        <w:jc w:val="both"/>
+      </w:pPr>
+      <w:r>
+        <w:rPr>
+          <w:rFonts w:ascii="Times New Roman" w:hAnsi="Times New Roman" w:eastAsia="Times New Roman"/>
+          <w:b w:val="0"/>
+          <w:color w:val="000000"/>
+          <w:sz w:val="28"/>
+        </w:rPr>
+        <w:t>После вывода результатов первого задания программа считывает m и n. Выражения второго задания вычисляются последовательно, поэтому изменения переменных сохраняются между вычислениями. Общая блок-схема приведена в приложении А.</w:t>
+      </w:r>
+    </w:p>
+    <w:p>
+      <w:pPr>
+        <w:keepNext/>
+        <w:pageBreakBefore/>
+        <w:widowControl/>
+        <w:spacing w:line="360" w:lineRule="auto" w:before="120" w:after="200"/>
         <w:ind w:firstLine="0"/>
         <w:jc w:val="left"/>
       </w:pPr>
       <w:r>
         <w:rPr>
-          <w:rFonts w:ascii="Courier New" w:hAnsi="Courier New"/>
-          <w:sz w:val="20"/>
+          <w:rFonts w:ascii="Times New Roman" w:hAnsi="Times New Roman" w:eastAsia="Times New Roman"/>
+          <w:b/>
+          <w:color w:val="000000"/>
+          <w:sz w:val="28"/>
         </w:rPr>
-        <w:t>#include &lt;iostream&gt;</w:t>
+        <w:t>1.3 Результаты работы программы и их объяснение</w:t>
       </w:r>
     </w:p>
     <w:p>
       <w:pPr>
+        <w:keepNext/>
         <w:widowControl/>
-        <w:spacing w:after="0" w:line="240" w:lineRule="auto" w:before="0"/>
+        <w:spacing w:line="240" w:lineRule="auto" w:before="0" w:after="60"/>
+        <w:ind w:firstLine="0"/>
+        <w:jc w:val="center"/>
+      </w:pPr>
+      <w:r>
+        <w:rPr>
+          <w:rFonts w:ascii="Times New Roman" w:hAnsi="Times New Roman" w:eastAsia="Times New Roman"/>
+          <w:b w:val="0"/>
+          <w:color w:val="000000"/>
+          <w:sz w:val="28"/>
+        </w:rPr>
+      </w:r>
+      <w:r>
+        <w:drawing>
+          <wp:inline xmlns:a="http://schemas.openxmlformats.org/drawingml/2006/main" xmlns:pic="http://schemas.openxmlformats.org/drawingml/2006/picture">
+            <wp:extent cx="5040000" cy="4611064"/>
+            <wp:docPr id="3" name="Picture 3"/>
+            <wp:cNvGraphicFramePr>
+              <a:graphicFrameLocks noChangeAspect="1"/>
+            </wp:cNvGraphicFramePr>
+            <a:graphic>
+              <a:graphicData uri="http://schemas.openxmlformats.org/drawingml/2006/picture">
+                <pic:pic>
+                  <pic:nvPicPr>
+                    <pic:cNvPr id="0" name="result1.png"/>
+                    <pic:cNvPicPr/>
+                  </pic:nvPicPr>
+                  <pic:blipFill>
+                    <a:blip r:embed="rId12"/>
+                    <a:stretch>
+                      <a:fillRect/>
+                    </a:stretch>
+                  </pic:blipFill>
+                  <pic:spPr>
+                    <a:xfrm>
+                      <a:off x="0" y="0"/>
+                      <a:ext cx="5040000" cy="4611064"/>
+                    </a:xfrm>
+                    <a:prstGeom prst="rect"/>
+                  </pic:spPr>
+                </pic:pic>
+              </a:graphicData>
+            </a:graphic>
+          </wp:inline>
+        </w:drawing>
+      </w:r>
+    </w:p>
+    <w:p>
+      <w:pPr>
+        <w:keepNext w:val="0"/>
+        <w:widowControl/>
+        <w:spacing w:line="240" w:lineRule="auto" w:before="0" w:after="160"/>
+        <w:ind w:firstLine="0"/>
+        <w:jc w:val="center"/>
+      </w:pPr>
+      <w:r>
+        <w:rPr>
+          <w:rFonts w:ascii="Times New Roman" w:hAnsi="Times New Roman" w:eastAsia="Times New Roman"/>
+          <w:b w:val="0"/>
+          <w:color w:val="000000"/>
+          <w:sz w:val="24"/>
+        </w:rPr>
+        <w:t>Рисунок 3 — Результаты запуска при m = 5 и n = 3</w:t>
+      </w:r>
+    </w:p>
+    <w:p>
+      <w:pPr>
+        <w:keepNext w:val="0"/>
+        <w:widowControl/>
+        <w:spacing w:line="360" w:lineRule="auto" w:before="0" w:after="0"/>
+        <w:ind w:firstLine="709"/>
+        <w:jc w:val="both"/>
+      </w:pPr>
+      <w:r>
+        <w:rPr>
+          <w:rFonts w:ascii="Times New Roman" w:hAnsi="Times New Roman" w:eastAsia="Times New Roman"/>
+          <w:b w:val="0"/>
+          <w:color w:val="000000"/>
+          <w:sz w:val="28"/>
+        </w:rPr>
+        <w:t>Точное значение дроби равно 1: по формуле куба суммы числитель совпадает со знаменателем. На данном запуске получены значения 2133333.5 для float и 0.997384356 для double.</w:t>
+      </w:r>
+    </w:p>
+    <w:p>
+      <w:pPr>
+        <w:keepNext w:val="0"/>
+        <w:widowControl/>
+        <w:spacing w:line="360" w:lineRule="auto" w:before="0" w:after="0"/>
+        <w:ind w:firstLine="709"/>
+        <w:jc w:val="both"/>
+      </w:pPr>
+      <w:r>
+        <w:rPr>
+          <w:rFonts w:ascii="Times New Roman" w:hAnsi="Times New Roman" w:eastAsia="Times New Roman"/>
+          <w:b w:val="0"/>
+          <w:color w:val="000000"/>
+          <w:sz w:val="28"/>
+        </w:rPr>
+        <w:t>Причина расхождения — округление при вычитании близких больших чисел. Тип float обычно хранит около 6–7 значащих десятичных цифр, double — около 15–16. Поэтому double даёт результат, более близкий к точному.</w:t>
+      </w:r>
+    </w:p>
+    <w:p>
+      <w:pPr>
+        <w:keepNext w:val="0"/>
+        <w:widowControl/>
+        <w:spacing w:line="360" w:lineRule="auto" w:before="0" w:after="0"/>
+        <w:ind w:firstLine="709"/>
+        <w:jc w:val="both"/>
+      </w:pPr>
+      <w:r>
+        <w:rPr>
+          <w:rFonts w:ascii="Times New Roman" w:hAnsi="Times New Roman" w:eastAsia="Times New Roman"/>
+          <w:b w:val="0"/>
+          <w:color w:val="000000"/>
+          <w:sz w:val="28"/>
+        </w:rPr>
+        <w:t>При m = 5, n = 3 первое выражение даёт 7: --n сначала уменьшает n до 2. Во втором выражении сравниваются 5 и 3: результат 0, после вычисления m = 6, n = 3. В третьем выражении сравниваются 3 и 5: результат 1, после вычисления m = 5, n = 2.</w:t>
+      </w:r>
+    </w:p>
+    <w:p>
+      <w:pPr>
+        <w:keepNext/>
+        <w:pageBreakBefore/>
+        <w:widowControl/>
+        <w:spacing w:line="360" w:lineRule="auto" w:before="0" w:after="200"/>
+        <w:ind w:firstLine="0"/>
+        <w:jc w:val="center"/>
+      </w:pPr>
+      <w:r>
+        <w:rPr>
+          <w:rFonts w:ascii="Times New Roman" w:hAnsi="Times New Roman" w:eastAsia="Times New Roman"/>
+          <w:b/>
+          <w:color w:val="000000"/>
+          <w:sz w:val="28"/>
+        </w:rPr>
+        <w:t>ЗАКЛЮЧЕНИЕ</w:t>
+      </w:r>
+    </w:p>
+    <w:p>
+      <w:pPr>
+        <w:keepNext w:val="0"/>
+        <w:widowControl/>
+        <w:spacing w:line="360" w:lineRule="auto" w:before="0" w:after="0"/>
+        <w:ind w:firstLine="709"/>
+        <w:jc w:val="both"/>
+      </w:pPr>
+      <w:r>
+        <w:rPr>
+          <w:rFonts w:ascii="Times New Roman" w:hAnsi="Times New Roman" w:eastAsia="Times New Roman"/>
+          <w:b w:val="0"/>
+          <w:color w:val="000000"/>
+          <w:sz w:val="28"/>
+        </w:rPr>
+        <w:t>В ходе лабораторной работы создана и запущена программа на языке C++, выполняющая простые вычисления и ввод и вывод данных.</w:t>
+      </w:r>
+    </w:p>
+    <w:p>
+      <w:pPr>
+        <w:keepNext w:val="0"/>
+        <w:widowControl/>
+        <w:spacing w:line="360" w:lineRule="auto" w:before="0" w:after="0"/>
+        <w:ind w:firstLine="709"/>
+        <w:jc w:val="both"/>
+      </w:pPr>
+      <w:r>
+        <w:rPr>
+          <w:rFonts w:ascii="Times New Roman" w:hAnsi="Times New Roman" w:eastAsia="Times New Roman"/>
+          <w:b w:val="0"/>
+          <w:color w:val="000000"/>
+          <w:sz w:val="28"/>
+        </w:rPr>
+        <w:t>Сравнение результатов для float и double показало влияние ограниченной точности представления чисел. При вычитании близких значений возникает потеря точности; использование double уменьшает погрешность, но не исключает её полностью.</w:t>
+      </w:r>
+    </w:p>
+    <w:p>
+      <w:pPr>
+        <w:keepNext w:val="0"/>
+        <w:widowControl/>
+        <w:spacing w:line="360" w:lineRule="auto" w:before="0" w:after="0"/>
+        <w:ind w:firstLine="709"/>
+        <w:jc w:val="both"/>
+      </w:pPr>
+      <w:r>
+        <w:rPr>
+          <w:rFonts w:ascii="Times New Roman" w:hAnsi="Times New Roman" w:eastAsia="Times New Roman"/>
+          <w:b w:val="0"/>
+          <w:color w:val="000000"/>
+          <w:sz w:val="28"/>
+        </w:rPr>
+        <w:t>При выполнении второго задания рассмотрены префиксные и постфиксные операции инкремента и декремента. Установлено, что префиксная операция возвращает новое значение переменной, а постфиксная — значение до изменения.</w:t>
+      </w:r>
+    </w:p>
+    <w:p>
+      <w:pPr>
+        <w:keepNext/>
+        <w:pageBreakBefore/>
+        <w:widowControl/>
+        <w:spacing w:line="360" w:lineRule="auto" w:before="0" w:after="200"/>
+        <w:ind w:firstLine="0"/>
+        <w:jc w:val="center"/>
+      </w:pPr>
+      <w:r>
+        <w:rPr>
+          <w:rFonts w:ascii="Times New Roman" w:hAnsi="Times New Roman" w:eastAsia="Times New Roman"/>
+          <w:b/>
+          <w:color w:val="000000"/>
+          <w:sz w:val="28"/>
+        </w:rPr>
+        <w:t>СПИСОК ИСПОЛЬЗОВАННЫХ ИСТОЧНИКОВ</w:t>
+      </w:r>
+    </w:p>
+    <w:p>
+      <w:pPr>
+        <w:keepNext w:val="0"/>
+        <w:widowControl/>
+        <w:spacing w:line="360" w:lineRule="auto" w:before="0" w:after="0"/>
+        <w:ind w:firstLine="709"/>
+        <w:jc w:val="both"/>
+      </w:pPr>
+      <w:r>
+        <w:rPr>
+          <w:rFonts w:ascii="Times New Roman" w:hAnsi="Times New Roman" w:eastAsia="Times New Roman"/>
+          <w:b w:val="0"/>
+          <w:color w:val="000000"/>
+          <w:sz w:val="28"/>
+        </w:rPr>
+        <w:t>1. Викентьева О. Л., Полякова О. А. Программирование на языке С++: лабораторный практикум для студентов специальности АСУ. Пермь, 2003.</w:t>
+      </w:r>
+    </w:p>
+    <w:p>
+      <w:pPr>
+        <w:keepNext/>
+        <w:pageBreakBefore/>
+        <w:widowControl/>
+        <w:spacing w:line="360" w:lineRule="auto" w:before="0" w:after="200"/>
+        <w:ind w:firstLine="0"/>
+        <w:jc w:val="center"/>
+      </w:pPr>
+      <w:r>
+        <w:rPr>
+          <w:rFonts w:ascii="Times New Roman" w:hAnsi="Times New Roman" w:eastAsia="Times New Roman"/>
+          <w:b/>
+          <w:color w:val="000000"/>
+          <w:sz w:val="28"/>
+        </w:rPr>
+        <w:t>ПРИЛОЖЕНИЕ А</w:t>
+      </w:r>
+    </w:p>
+    <w:p>
+      <w:pPr>
+        <w:keepNext/>
+        <w:widowControl/>
+        <w:spacing w:line="360" w:lineRule="auto" w:before="120" w:after="200"/>
         <w:ind w:firstLine="0"/>
         <w:jc w:val="left"/>
       </w:pPr>
       <w:r>
         <w:rPr>
-          <w:rFonts w:ascii="Courier New" w:hAnsi="Courier New"/>
-          <w:sz w:val="20"/>
+          <w:rFonts w:ascii="Times New Roman" w:hAnsi="Times New Roman" w:eastAsia="Times New Roman"/>
+          <w:b/>
+          <w:color w:val="000000"/>
+          <w:sz w:val="28"/>
         </w:rPr>
-        <w:t>using namespace std;</w:t>
+        <w:t>Блок-схема программы</w:t>
       </w:r>
     </w:p>
     <w:p>
       <w:pPr>
+        <w:keepNext/>
         <w:widowControl/>
-        <w:spacing w:after="0" w:line="240" w:lineRule="auto" w:before="0"/>
+        <w:spacing w:line="240" w:lineRule="auto" w:before="0" w:after="60"/>
         <w:ind w:firstLine="0"/>
-        <w:jc w:val="left"/>
+        <w:jc w:val="center"/>
       </w:pPr>
       <w:r>
         <w:rPr>
-          <w:rFonts w:ascii="Courier New" w:hAnsi="Courier New"/>
-          <w:sz w:val="20"/>
+          <w:rFonts w:ascii="Times New Roman" w:hAnsi="Times New Roman" w:eastAsia="Times New Roman"/>
+          <w:b w:val="0"/>
+          <w:color w:val="000000"/>
+          <w:sz w:val="28"/>
         </w:rPr>
-        <w:t xml:space="preserve"> </w:t>
+      </w:r>
+      <w:r>
+        <w:drawing>
+          <wp:inline xmlns:a="http://schemas.openxmlformats.org/drawingml/2006/main" xmlns:pic="http://schemas.openxmlformats.org/drawingml/2006/picture">
+            <wp:extent cx="3780000" cy="7222500"/>
+            <wp:docPr id="4" name="Picture 4"/>
+            <wp:cNvGraphicFramePr>
+              <a:graphicFrameLocks noChangeAspect="1"/>
+            </wp:cNvGraphicFramePr>
+            <a:graphic>
+              <a:graphicData uri="http://schemas.openxmlformats.org/drawingml/2006/picture">
+                <pic:pic>
+                  <pic:nvPicPr>
+                    <pic:cNvPr id="0" name="flow1.png"/>
+                    <pic:cNvPicPr/>
+                  </pic:nvPicPr>
+                  <pic:blipFill>
+                    <a:blip r:embed="rId13"/>
+                    <a:stretch>
+                      <a:fillRect/>
+                    </a:stretch>
+                  </pic:blipFill>
+                  <pic:spPr>
+                    <a:xfrm>
+                      <a:off x="0" y="0"/>
+                      <a:ext cx="3780000" cy="7222500"/>
+                    </a:xfrm>
+                    <a:prstGeom prst="rect"/>
+                  </pic:spPr>
+                </pic:pic>
+              </a:graphicData>
+            </a:graphic>
+          </wp:inline>
+        </w:drawing>
       </w:r>
     </w:p>
     <w:p>
       <w:pPr>
+        <w:keepNext w:val="0"/>
         <w:widowControl/>
-        <w:spacing w:after="0" w:line="240" w:lineRule="auto" w:before="0"/>
+        <w:spacing w:line="240" w:lineRule="auto" w:before="0" w:after="160"/>
         <w:ind w:firstLine="0"/>
-        <w:jc w:val="left"/>
+        <w:jc w:val="center"/>
       </w:pPr>
       <w:r>
         <w:rPr>
-          <w:rFonts w:ascii="Courier New" w:hAnsi="Courier New"/>
-          <w:sz w:val="20"/>
+          <w:rFonts w:ascii="Times New Roman" w:hAnsi="Times New Roman" w:eastAsia="Times New Roman"/>
+          <w:b w:val="0"/>
+          <w:color w:val="000000"/>
+          <w:sz w:val="24"/>
         </w:rPr>
-        <w:t>int main()</w:t>
-      </w:r>
-    </w:p>
-    <w:p>
-      <w:pPr>
-        <w:widowControl/>
-        <w:spacing w:after="0" w:line="240" w:lineRule="auto" w:before="0"/>
-        <w:ind w:firstLine="0"/>
-        <w:jc w:val="left"/>
-      </w:pPr>
-      <w:r>
-        <w:rPr>
-          <w:rFonts w:ascii="Courier New" w:hAnsi="Courier New"/>
-          <w:sz w:val="20"/>
-        </w:rPr>
-        <w:t>{</w:t>
-      </w:r>
-    </w:p>
-    <w:p>
-      <w:pPr>
-        <w:widowControl/>
-        <w:spacing w:after="0" w:line="240" w:lineRule="auto" w:before="0"/>
-        <w:ind w:firstLine="0"/>
-        <w:jc w:val="left"/>
-      </w:pPr>
-      <w:r>
-        <w:rPr>
-          <w:rFonts w:ascii="Courier New" w:hAnsi="Courier New"/>
-          <w:sz w:val="20"/>
-        </w:rPr>
-        <w:t xml:space="preserve">    int m, n;</w:t>
-      </w:r>
-    </w:p>
-    <w:p>
-      <w:pPr>
-        <w:widowControl/>
-        <w:spacing w:after="0" w:line="240" w:lineRule="auto" w:before="0"/>
-        <w:ind w:firstLine="0"/>
-        <w:jc w:val="left"/>
-      </w:pPr>
-      <w:r>
-        <w:rPr>
-          <w:rFonts w:ascii="Courier New" w:hAnsi="Courier New"/>
-          <w:sz w:val="20"/>
-        </w:rPr>
-        <w:t xml:space="preserve">    cout &lt;&lt; "Enter m: ";</w:t>
-      </w:r>
-    </w:p>
-    <w:p>
-      <w:pPr>
-        <w:widowControl/>
-        <w:spacing w:after="0" w:line="240" w:lineRule="auto" w:before="0"/>
-        <w:ind w:firstLine="0"/>
-        <w:jc w:val="left"/>
-      </w:pPr>
-      <w:r>
-        <w:rPr>
-          <w:rFonts w:ascii="Courier New" w:hAnsi="Courier New"/>
-          <w:sz w:val="20"/>
-        </w:rPr>
-        <w:t xml:space="preserve">    cin &gt;&gt; m;</w:t>
-      </w:r>
-    </w:p>
-    <w:p>
-      <w:pPr>
-        <w:widowControl/>
-        <w:spacing w:after="0" w:line="240" w:lineRule="auto" w:before="0"/>
-        <w:ind w:firstLine="0"/>
-        <w:jc w:val="left"/>
-      </w:pPr>
-      <w:r>
-        <w:rPr>
-          <w:rFonts w:ascii="Courier New" w:hAnsi="Courier New"/>
-          <w:sz w:val="20"/>
-        </w:rPr>
-        <w:t xml:space="preserve">    cout &lt;&lt; "Enter n: ";</w:t>
-      </w:r>
-    </w:p>
-    <w:p>
-      <w:pPr>
-        <w:widowControl/>
-        <w:spacing w:after="0" w:line="240" w:lineRule="auto" w:before="0"/>
-        <w:ind w:firstLine="0"/>
-        <w:jc w:val="left"/>
-      </w:pPr>
-      <w:r>
-        <w:rPr>
-          <w:rFonts w:ascii="Courier New" w:hAnsi="Courier New"/>
-          <w:sz w:val="20"/>
-        </w:rPr>
-        <w:t xml:space="preserve">    cin &gt;&gt; n;</w:t>
-      </w:r>
-    </w:p>
-    <w:p>
-      <w:pPr>
-        <w:widowControl/>
-        <w:spacing w:after="0" w:line="240" w:lineRule="auto" w:before="0"/>
-        <w:ind w:firstLine="0"/>
-        <w:jc w:val="left"/>
-      </w:pPr>
-      <w:r>
-        <w:rPr>
-          <w:rFonts w:ascii="Courier New" w:hAnsi="Courier New"/>
-          <w:sz w:val="20"/>
-        </w:rPr>
-        <w:t xml:space="preserve"> </w:t>
-      </w:r>
-    </w:p>
-    <w:p>
-      <w:pPr>
-        <w:widowControl/>
-        <w:spacing w:after="0" w:line="240" w:lineRule="auto" w:before="0"/>
-        <w:ind w:firstLine="0"/>
-        <w:jc w:val="left"/>
-      </w:pPr>
-      <w:r>
-        <w:rPr>
-          <w:rFonts w:ascii="Courier New" w:hAnsi="Courier New"/>
-          <w:sz w:val="20"/>
-        </w:rPr>
-        <w:t xml:space="preserve">    int r1 = m + --n;</w:t>
-      </w:r>
-    </w:p>
-    <w:p>
-      <w:pPr>
-        <w:widowControl/>
-        <w:spacing w:after="0" w:line="240" w:lineRule="auto" w:before="0"/>
-        <w:ind w:firstLine="0"/>
-        <w:jc w:val="left"/>
-      </w:pPr>
-      <w:r>
-        <w:rPr>
-          <w:rFonts w:ascii="Courier New" w:hAnsi="Courier New"/>
-          <w:sz w:val="20"/>
-        </w:rPr>
-        <w:t xml:space="preserve">    cout &lt;&lt; "1) m+--n = " &lt;&lt; r1 &lt;&lt; "   m = " &lt;&lt; m &lt;&lt; ", n = " &lt;&lt; n &lt;&lt; endl;</w:t>
-      </w:r>
-    </w:p>
-    <w:p>
-      <w:pPr>
-        <w:widowControl/>
-        <w:spacing w:after="0" w:line="240" w:lineRule="auto" w:before="0"/>
-        <w:ind w:firstLine="0"/>
-        <w:jc w:val="left"/>
-      </w:pPr>
-      <w:r>
-        <w:rPr>
-          <w:rFonts w:ascii="Courier New" w:hAnsi="Courier New"/>
-          <w:sz w:val="20"/>
-        </w:rPr>
-        <w:t xml:space="preserve"> </w:t>
-      </w:r>
-    </w:p>
-    <w:p>
-      <w:pPr>
-        <w:widowControl/>
-        <w:spacing w:after="0" w:line="240" w:lineRule="auto" w:before="0"/>
-        <w:ind w:firstLine="0"/>
-        <w:jc w:val="left"/>
-      </w:pPr>
-      <w:r>
-        <w:rPr>
-          <w:rFonts w:ascii="Courier New" w:hAnsi="Courier New"/>
-          <w:sz w:val="20"/>
-        </w:rPr>
-        <w:t xml:space="preserve">    bool r2 = m++ &lt; ++n;</w:t>
-      </w:r>
-    </w:p>
-    <w:p>
-      <w:pPr>
-        <w:widowControl/>
-        <w:spacing w:after="0" w:line="240" w:lineRule="auto" w:before="0"/>
-        <w:ind w:firstLine="0"/>
-        <w:jc w:val="left"/>
-      </w:pPr>
-      <w:r>
-        <w:rPr>
-          <w:rFonts w:ascii="Courier New" w:hAnsi="Courier New"/>
-          <w:sz w:val="20"/>
-        </w:rPr>
-        <w:t xml:space="preserve">    cout &lt;&lt; "2) m++&lt;++n = " &lt;&lt; r2 &lt;&lt; "   m = " &lt;&lt; m &lt;&lt; ", n = " &lt;&lt; n &lt;&lt; endl;</w:t>
-      </w:r>
-    </w:p>
-    <w:p>
-      <w:pPr>
-        <w:widowControl/>
-        <w:spacing w:after="0" w:line="240" w:lineRule="auto" w:before="0"/>
-        <w:ind w:firstLine="0"/>
-        <w:jc w:val="left"/>
-      </w:pPr>
-      <w:r>
-        <w:rPr>
-          <w:rFonts w:ascii="Courier New" w:hAnsi="Courier New"/>
-          <w:sz w:val="20"/>
-        </w:rPr>
-        <w:t xml:space="preserve"> </w:t>
-      </w:r>
-    </w:p>
-    <w:p>
-      <w:pPr>
-        <w:widowControl/>
-        <w:spacing w:after="0" w:line="240" w:lineRule="auto" w:before="0"/>
-        <w:ind w:firstLine="0"/>
-        <w:jc w:val="left"/>
-      </w:pPr>
-      <w:r>
-        <w:rPr>
-          <w:rFonts w:ascii="Courier New" w:hAnsi="Courier New"/>
-          <w:sz w:val="20"/>
-        </w:rPr>
-        <w:t xml:space="preserve">    bool r3 = n-- &lt; --m;</w:t>
-      </w:r>
-    </w:p>
-    <w:p>
-      <w:pPr>
-        <w:widowControl/>
-        <w:spacing w:after="0" w:line="240" w:lineRule="auto" w:before="0"/>
-        <w:ind w:firstLine="0"/>
-        <w:jc w:val="left"/>
-      </w:pPr>
-      <w:r>
-        <w:rPr>
-          <w:rFonts w:ascii="Courier New" w:hAnsi="Courier New"/>
-          <w:sz w:val="20"/>
-        </w:rPr>
-        <w:t xml:space="preserve">    cout &lt;&lt; "3) n--&lt;--m = " &lt;&lt; r3 &lt;&lt; "   m = " &lt;&lt; m &lt;&lt; ", n = " &lt;&lt; n &lt;&lt; endl;</w:t>
-      </w:r>
-    </w:p>
-    <w:p>
-      <w:pPr>
-        <w:widowControl/>
-        <w:spacing w:after="0" w:line="240" w:lineRule="auto" w:before="0"/>
-        <w:ind w:firstLine="0"/>
-        <w:jc w:val="left"/>
-      </w:pPr>
-      <w:r>
-        <w:rPr>
-          <w:rFonts w:ascii="Courier New" w:hAnsi="Courier New"/>
-          <w:sz w:val="20"/>
-        </w:rPr>
-        <w:t xml:space="preserve">    return 0;</w:t>
-      </w:r>
-    </w:p>
-    <w:p>
-      <w:pPr>
-        <w:widowControl/>
-        <w:spacing w:after="0" w:line="240" w:lineRule="auto" w:before="0"/>
-        <w:ind w:firstLine="0"/>
-        <w:jc w:val="left"/>
-      </w:pPr>
-      <w:r>
-        <w:rPr>
-          <w:rFonts w:ascii="Courier New" w:hAnsi="Courier New"/>
-          <w:sz w:val="20"/>
-        </w:rPr>
-        <w:t>}</w:t>
-      </w:r>
-    </w:p>
-    <w:p>
-      <w:pPr>
-        <w:pStyle w:val="Heading1"/>
-        <w:widowControl/>
-        <w:jc w:val="left"/>
-      </w:pPr>
-      <w:r>
-        <w:rPr>
-          <w:rFonts w:ascii="Times New Roman" w:hAnsi="Times New Roman"/>
-          <w:b/>
-          <w:color w:val="000000"/>
-          <w:sz w:val="28"/>
-        </w:rPr>
-        <w:t>8. Результаты работы программы (m = 5, n = 3)</w:t>
-      </w:r>
-    </w:p>
-    <w:p>
-      <w:pPr>
-        <w:widowControl/>
-        <w:spacing w:after="0" w:line="240" w:lineRule="auto" w:before="0"/>
-        <w:ind w:firstLine="0"/>
-        <w:jc w:val="left"/>
-      </w:pPr>
-      <w:r>
-        <w:rPr>
-          <w:rFonts w:ascii="Courier New" w:hAnsi="Courier New"/>
-          <w:sz w:val="20"/>
-        </w:rPr>
-        <w:t>Enter m: Enter n: 1) m+--n = 7   m = 5, n = 2</w:t>
-      </w:r>
-    </w:p>
-    <w:p>
-      <w:pPr>
-        <w:widowControl/>
-        <w:spacing w:after="0" w:line="240" w:lineRule="auto" w:before="0"/>
-        <w:ind w:firstLine="0"/>
-        <w:jc w:val="left"/>
-      </w:pPr>
-      <w:r>
-        <w:rPr>
-          <w:rFonts w:ascii="Courier New" w:hAnsi="Courier New"/>
-          <w:sz w:val="20"/>
-        </w:rPr>
-        <w:t>2) m++&lt;++n = 0   m = 6, n = 3</w:t>
-      </w:r>
-    </w:p>
-    <w:p>
-      <w:pPr>
-        <w:widowControl/>
-        <w:spacing w:after="0" w:line="240" w:lineRule="auto" w:before="0"/>
-        <w:ind w:firstLine="0"/>
-        <w:jc w:val="left"/>
-      </w:pPr>
-      <w:r>
-        <w:rPr>
-          <w:rFonts w:ascii="Courier New" w:hAnsi="Courier New"/>
-          <w:sz w:val="20"/>
-        </w:rPr>
-        <w:t>3) n--&lt;--m = 1   m = 5, n = 2</w:t>
-      </w:r>
-    </w:p>
-    <w:p>
-      <w:pPr>
-        <w:pStyle w:val="Heading1"/>
-        <w:widowControl/>
-        <w:jc w:val="left"/>
-      </w:pPr>
-      <w:r>
-        <w:rPr>
-          <w:rFonts w:ascii="Times New Roman" w:hAnsi="Times New Roman"/>
-          <w:b/>
-          <w:color w:val="000000"/>
-          <w:sz w:val="28"/>
-        </w:rPr>
-        <w:t>9. Объяснение результатов</w:t>
-      </w:r>
-    </w:p>
-    <w:p>
-      <w:pPr>
-        <w:widowControl/>
-        <w:spacing w:line="360" w:lineRule="auto" w:after="0"/>
-        <w:ind w:firstLine="709"/>
-        <w:jc w:val="both"/>
-      </w:pPr>
-      <w:r>
-        <w:rPr>
-          <w:rFonts w:ascii="Times New Roman" w:hAnsi="Times New Roman"/>
-          <w:sz w:val="28"/>
-        </w:rPr>
-        <w:t>1) m+--n: префиксный декремент сначала уменьшает n до 2, затем выполняется сложение: 5 + 2 = 7.</w:t>
-      </w:r>
-    </w:p>
-    <w:p>
-      <w:pPr>
-        <w:widowControl/>
-        <w:spacing w:line="360" w:lineRule="auto" w:after="0"/>
-        <w:ind w:firstLine="709"/>
-        <w:jc w:val="both"/>
-      </w:pPr>
-      <w:r>
-        <w:rPr>
-          <w:rFonts w:ascii="Times New Roman" w:hAnsi="Times New Roman"/>
-          <w:sz w:val="28"/>
-        </w:rPr>
-        <w:t>2) m++&lt;++n: постфиксный инкремент возвращает старое значение m = 5 (после чего m = 6), префиксный инкремент увеличивает n до 3; 5 &lt; 3 — ложь, результат 0.</w:t>
-      </w:r>
-    </w:p>
-    <w:p>
-      <w:pPr>
-        <w:widowControl/>
-        <w:spacing w:line="360" w:lineRule="auto" w:after="0"/>
-        <w:ind w:firstLine="709"/>
-        <w:jc w:val="both"/>
-      </w:pPr>
-      <w:r>
-        <w:rPr>
-          <w:rFonts w:ascii="Times New Roman" w:hAnsi="Times New Roman"/>
-          <w:sz w:val="28"/>
-        </w:rPr>
-        <w:t>3) n--&lt;--m: в сравнении участвует старое значение n = 3 (после чего n = 2), m уменьшается до 5; 3 &lt; 5 — истина, результат 1.</w:t>
+        <w:t>Рисунок А.1 — Блок-схема программы lab1.cpp</w:t>
       </w:r>
     </w:p>
     <w:sectPr>
-      <w:footerReference w:type="default" r:id="rId11"/>
+      <w:footerReference w:type="default" r:id="rId9"/>
       <w:pgSz w:w="11906" w:h="16838"/>
-      <w:pgMar w:top="1134" w:right="850" w:bottom="1134" w:left="1701" w:header="567" w:footer="567" w:gutter="0"/>
+      <w:pgMar w:top="1134" w:right="850" w:bottom="1134" w:left="1701" w:header="720" w:footer="567" w:gutter="0"/>
       <w:cols w:space="720"/>
       <w:titlePg/>
       <w:docGrid w:linePitch="360"/>
@@ -1757,12 +1220,13 @@
   <w:p>
     <w:pPr>
       <w:pStyle w:val="Footer"/>
-      <w:ind w:firstLine="0"/>
       <w:jc w:val="center"/>
     </w:pPr>
     <w:r>
       <w:rPr>
-        <w:rFonts w:ascii="Times New Roman" w:hAnsi="Times New Roman"/>
+        <w:rFonts w:ascii="Times New Roman" w:hAnsi="Times New Roman" w:eastAsia="Times New Roman"/>
+        <w:b w:val="0"/>
+        <w:color w:val="000000"/>
         <w:sz w:val="24"/>
       </w:rPr>
     </w:r>
@@ -2136,7 +1600,6 @@
     <w:rsid w:val="00FC693F"/>
     <w:pPr>
       <w:spacing w:line="360" w:lineRule="auto" w:after="0"/>
-      <w:ind w:firstLine="709"/>
     </w:pPr>
     <w:rPr>
       <w:rFonts w:ascii="Times New Roman" w:hAnsi="Times New Roman"/>
@@ -2198,15 +1661,14 @@
     <w:pPr>
       <w:keepNext/>
       <w:keepLines/>
-      <w:spacing w:before="240" w:after="120" w:line="360" w:lineRule="auto"/>
-      <w:ind w:firstLine="0"/>
+      <w:spacing w:before="480" w:after="0"/>
       <w:outlineLvl w:val="0"/>
     </w:pPr>
     <w:rPr>
-      <w:rFonts w:asciiTheme="majorHAnsi" w:eastAsiaTheme="majorEastAsia" w:hAnsiTheme="majorHAnsi" w:cstheme="majorBidi" w:ascii="Times New Roman" w:hAnsi="Times New Roman"/>
+      <w:rFonts w:asciiTheme="majorHAnsi" w:eastAsiaTheme="majorEastAsia" w:hAnsiTheme="majorHAnsi" w:cstheme="majorBidi"/>
       <w:b/>
       <w:bCs/>
-      <w:color w:val="000000"/>
+      <w:color w:val="365F91" w:themeColor="accent1" w:themeShade="BF"/>
       <w:sz w:val="28"/>
       <w:szCs w:val="28"/>
     </w:rPr>
@@ -2223,16 +1685,15 @@
     <w:pPr>
       <w:keepNext/>
       <w:keepLines/>
-      <w:spacing w:before="240" w:after="120" w:line="360" w:lineRule="auto"/>
-      <w:ind w:firstLine="0"/>
+      <w:spacing w:before="200" w:after="0"/>
       <w:outlineLvl w:val="1"/>
     </w:pPr>
     <w:rPr>
-      <w:rFonts w:asciiTheme="majorHAnsi" w:eastAsiaTheme="majorEastAsia" w:hAnsiTheme="majorHAnsi" w:cstheme="majorBidi" w:ascii="Times New Roman" w:hAnsi="Times New Roman"/>
+      <w:rFonts w:asciiTheme="majorHAnsi" w:eastAsiaTheme="majorEastAsia" w:hAnsiTheme="majorHAnsi" w:cstheme="majorBidi"/>
       <w:b/>
       <w:bCs/>
-      <w:color w:val="000000"/>
-      <w:sz w:val="28"/>
+      <w:color w:val="4F81BD" w:themeColor="accent1"/>
+      <w:sz w:val="26"/>
       <w:szCs w:val="26"/>
     </w:rPr>
   </w:style>
